--- a/2022/Drafts/Compliance Documents/CF2R/2022-CF2R-SRA-01-E-SolarReadiness-NewConstruction.docx
+++ b/2022/Drafts/Compliance Documents/CF2R/2022-CF2R-SRA-01-E-SolarReadiness-NewConstruction.docx
@@ -1167,7 +1167,25 @@
                 <w:sz w:val="18"/>
                 <w:szCs w:val="18"/>
               </w:rPr>
-              <w:t xml:space="preserve">The single family residence is located in a </w:t>
+              <w:t xml:space="preserve">The </w:t>
+            </w:r>
+            <w:proofErr w:type="gramStart"/>
+            <w:r>
+              <w:rPr>
+                <w:rFonts w:asciiTheme="minorHAnsi" w:hAnsiTheme="minorHAnsi"/>
+                <w:sz w:val="18"/>
+                <w:szCs w:val="18"/>
+              </w:rPr>
+              <w:t>single family</w:t>
+            </w:r>
+            <w:proofErr w:type="gramEnd"/>
+            <w:r>
+              <w:rPr>
+                <w:rFonts w:asciiTheme="minorHAnsi" w:hAnsiTheme="minorHAnsi"/>
+                <w:sz w:val="18"/>
+                <w:szCs w:val="18"/>
+              </w:rPr>
+              <w:t xml:space="preserve"> residence is located in a </w:t>
             </w:r>
             <w:r>
               <w:rPr>
@@ -1998,7 +2016,25 @@
                 <w:sz w:val="18"/>
                 <w:szCs w:val="18"/>
               </w:rPr>
-              <w:t>Appendix JA5 and are capable of receiving and responding to Demand Response Signals prior to granting of an occupancy permit by the enforcing agency.</w:t>
+              <w:t xml:space="preserve">Appendix JA5 and </w:t>
+            </w:r>
+            <w:proofErr w:type="gramStart"/>
+            <w:r>
+              <w:rPr>
+                <w:rFonts w:asciiTheme="minorHAnsi" w:hAnsiTheme="minorHAnsi"/>
+                <w:sz w:val="18"/>
+                <w:szCs w:val="18"/>
+              </w:rPr>
+              <w:t>are capable of receiving</w:t>
+            </w:r>
+            <w:proofErr w:type="gramEnd"/>
+            <w:r>
+              <w:rPr>
+                <w:rFonts w:asciiTheme="minorHAnsi" w:hAnsiTheme="minorHAnsi"/>
+                <w:sz w:val="18"/>
+                <w:szCs w:val="18"/>
+              </w:rPr>
+              <w:t xml:space="preserve"> and responding to Demand Response Signals prior to granting of an occupancy permit by the enforcing agency.</w:t>
             </w:r>
           </w:p>
         </w:tc>
@@ -3426,7 +3462,25 @@
                 <w:sz w:val="18"/>
                 <w:szCs w:val="22"/>
               </w:rPr>
-              <w:t>The constructed or installed features, materials, components or manufactured devices (the installation) identified on this Certificate of Installation conforms to all applicable codes and regulations and the installation conforms to the requirements given on the Certificate of Compliance, plans, and specifications approved by the enforcement agency.</w:t>
+              <w:t xml:space="preserve">The constructed or installed features, materials, </w:t>
+            </w:r>
+            <w:proofErr w:type="gramStart"/>
+            <w:r>
+              <w:rPr>
+                <w:rFonts w:asciiTheme="minorHAnsi" w:hAnsiTheme="minorHAnsi"/>
+                <w:sz w:val="18"/>
+                <w:szCs w:val="22"/>
+              </w:rPr>
+              <w:t>components</w:t>
+            </w:r>
+            <w:proofErr w:type="gramEnd"/>
+            <w:r>
+              <w:rPr>
+                <w:rFonts w:asciiTheme="minorHAnsi" w:hAnsiTheme="minorHAnsi"/>
+                <w:sz w:val="18"/>
+                <w:szCs w:val="22"/>
+              </w:rPr>
+              <w:t xml:space="preserve"> or manufactured devices (the installation) identified on this Certificate of Installation conforms to all applicable codes and regulations and the installation conforms to the requirements given on the Certificate of Compliance, plans, and specifications approved by the enforcement agency.</w:t>
             </w:r>
           </w:p>
           <w:p>
@@ -3444,7 +3498,23 @@
                 <w:rFonts w:asciiTheme="minorHAnsi" w:hAnsiTheme="minorHAnsi"/>
                 <w:sz w:val="18"/>
               </w:rPr>
-              <w:t>I will ensure that a registered copy of this Certificate of Installation shall be posted or made available with the building permit(s) issued for the building, and made available to the enforcement agency for all applicable inspections. I understand that a registered copy of this Certificate of Installation is required to be included with the documentation the builder provides to the building owner at occupancy.</w:t>
+              <w:t xml:space="preserve">I will ensure that a registered copy of this Certificate of Installation shall be posted or made available with the building permit(s) issued for the </w:t>
+            </w:r>
+            <w:proofErr w:type="gramStart"/>
+            <w:r>
+              <w:rPr>
+                <w:rFonts w:asciiTheme="minorHAnsi" w:hAnsiTheme="minorHAnsi"/>
+                <w:sz w:val="18"/>
+              </w:rPr>
+              <w:t>building, and</w:t>
+            </w:r>
+            <w:proofErr w:type="gramEnd"/>
+            <w:r>
+              <w:rPr>
+                <w:rFonts w:asciiTheme="minorHAnsi" w:hAnsiTheme="minorHAnsi"/>
+                <w:sz w:val="18"/>
+              </w:rPr>
+              <w:t xml:space="preserve"> made available to the enforcement agency for all applicable inspections. I understand that a registered copy of this Certificate of Installation is required to be included with the documentation the builder provides to the building owner at occupancy.</w:t>
             </w:r>
           </w:p>
         </w:tc>
@@ -4076,13 +4146,13 @@
         </w:numPr>
         <w:ind w:hanging="360"/>
         <w:rPr>
-          <w:del w:id="63" w:author="Alhabibi, Haider@Energy" w:date="2021-12-04T15:07:00Z"/>
+          <w:del w:id="66" w:author="Alhabibi, Haider@Energy" w:date="2021-12-04T15:07:00Z"/>
           <w:rFonts w:asciiTheme="minorHAnsi" w:hAnsiTheme="minorHAnsi"/>
           <w:sz w:val="18"/>
           <w:szCs w:val="18"/>
         </w:rPr>
       </w:pPr>
-      <w:del w:id="64" w:author="Alhabibi, Haider@Energy" w:date="2021-12-04T15:07:00Z">
+      <w:del w:id="67" w:author="Alhabibi, Haider@Energy" w:date="2021-12-04T15:07:00Z">
         <w:r>
           <w:rPr>
             <w:rFonts w:asciiTheme="minorHAnsi" w:hAnsiTheme="minorHAnsi"/>
@@ -4171,7 +4241,7 @@
         </w:rPr>
         <w:t xml:space="preserve">Building Meets the Solar </w:t>
       </w:r>
-      <w:del w:id="65" w:author="Alhabibi, Haider@Energy" w:date="2021-11-28T14:22:00Z">
+      <w:del w:id="68" w:author="Alhabibi, Haider@Energy" w:date="2021-11-28T14:22:00Z">
         <w:r>
           <w:rPr>
             <w:rFonts w:asciiTheme="minorHAnsi" w:hAnsiTheme="minorHAnsi"/>
@@ -4182,7 +4252,7 @@
           <w:delText>Ready</w:delText>
         </w:r>
       </w:del>
-      <w:ins w:id="66" w:author="Alhabibi, Haider@Energy" w:date="2021-11-28T14:25:00Z">
+      <w:ins w:id="69" w:author="Alhabibi, Haider@Energy" w:date="2021-11-28T14:25:00Z">
         <w:r>
           <w:rPr>
             <w:rFonts w:asciiTheme="minorHAnsi" w:hAnsiTheme="minorHAnsi"/>
@@ -4232,7 +4302,7 @@
         </w:rPr>
         <w:t xml:space="preserve">Compliance with Solar </w:t>
       </w:r>
-      <w:del w:id="67" w:author="Alhabibi, Haider@Energy" w:date="2021-10-11T18:36:00Z">
+      <w:del w:id="70" w:author="Alhabibi, Haider@Energy" w:date="2021-10-11T18:36:00Z">
         <w:r>
           <w:rPr>
             <w:rFonts w:asciiTheme="minorHAnsi" w:hAnsiTheme="minorHAnsi"/>
@@ -4242,7 +4312,7 @@
           <w:delText xml:space="preserve">Ready </w:delText>
         </w:r>
       </w:del>
-      <w:ins w:id="68" w:author="Alhabibi, Haider@Energy" w:date="2021-11-28T14:26:00Z">
+      <w:ins w:id="71" w:author="Alhabibi, Haider@Energy" w:date="2021-11-28T14:26:00Z">
         <w:r>
           <w:rPr>
             <w:rFonts w:asciiTheme="minorHAnsi" w:hAnsiTheme="minorHAnsi"/>
@@ -4348,7 +4418,7 @@
         </w:rPr>
         <w:t xml:space="preserve"> Subdivision – Optional table based on user selection in cell A0</w:t>
       </w:r>
-      <w:ins w:id="69" w:author="Alhabibi, Haider@Energy" w:date="2021-12-04T17:10:00Z">
+      <w:ins w:id="72" w:author="Alhabibi, Haider@Energy" w:date="2021-12-04T17:10:00Z">
         <w:r>
           <w:rPr>
             <w:rFonts w:asciiTheme="minorHAnsi" w:hAnsiTheme="minorHAnsi"/>
@@ -4358,7 +4428,7 @@
           <w:t>1</w:t>
         </w:r>
       </w:ins>
-      <w:del w:id="70" w:author="Alhabibi, Haider@Energy" w:date="2021-12-04T17:10:00Z">
+      <w:del w:id="73" w:author="Alhabibi, Haider@Energy" w:date="2021-12-04T17:10:00Z">
         <w:r>
           <w:rPr>
             <w:rFonts w:asciiTheme="minorHAnsi" w:hAnsiTheme="minorHAnsi"/>
@@ -4424,7 +4494,7 @@
         </w:rPr>
         <w:t xml:space="preserve"> – Optional table based on user selection in cell A0</w:t>
       </w:r>
-      <w:ins w:id="71" w:author="Alhabibi, Haider@Energy" w:date="2021-12-04T17:08:00Z">
+      <w:ins w:id="74" w:author="Alhabibi, Haider@Energy" w:date="2021-12-04T17:08:00Z">
         <w:r>
           <w:rPr>
             <w:rFonts w:asciiTheme="minorHAnsi" w:hAnsiTheme="minorHAnsi"/>
@@ -4434,7 +4504,7 @@
           <w:t>1</w:t>
         </w:r>
       </w:ins>
-      <w:del w:id="72" w:author="Alhabibi, Haider@Energy" w:date="2021-12-04T17:08:00Z">
+      <w:del w:id="75" w:author="Alhabibi, Haider@Energy" w:date="2021-12-04T17:08:00Z">
         <w:r>
           <w:rPr>
             <w:rFonts w:asciiTheme="minorHAnsi" w:hAnsiTheme="minorHAnsi"/>
@@ -4621,7 +4691,7 @@
         </w:rPr>
         <w:t xml:space="preserve">Alternative Efficiency Measure </w:t>
       </w:r>
-      <w:del w:id="73" w:author="Alhabibi, Haider@Energy" w:date="2021-12-10T11:33:00Z">
+      <w:del w:id="76" w:author="Alhabibi, Haider@Energy" w:date="2021-12-10T11:33:00Z">
         <w:r>
           <w:rPr>
             <w:rFonts w:asciiTheme="minorHAnsi" w:hAnsiTheme="minorHAnsi"/>
@@ -4640,7 +4710,7 @@
         </w:rPr>
         <w:t xml:space="preserve"> – Optional table based on user selection in cell A0</w:t>
       </w:r>
-      <w:ins w:id="74" w:author="Alhabibi, Haider@Energy" w:date="2021-12-04T17:16:00Z">
+      <w:ins w:id="77" w:author="Alhabibi, Haider@Energy" w:date="2021-12-04T17:16:00Z">
         <w:r>
           <w:rPr>
             <w:rFonts w:asciiTheme="minorHAnsi" w:hAnsiTheme="minorHAnsi"/>
@@ -4650,7 +4720,7 @@
           <w:t>1</w:t>
         </w:r>
       </w:ins>
-      <w:del w:id="75" w:author="Alhabibi, Haider@Energy" w:date="2021-12-04T17:16:00Z">
+      <w:del w:id="78" w:author="Alhabibi, Haider@Energy" w:date="2021-12-04T17:16:00Z">
         <w:r>
           <w:rPr>
             <w:rFonts w:asciiTheme="minorHAnsi" w:hAnsiTheme="minorHAnsi"/>
@@ -4708,13 +4778,13 @@
         <w:pStyle w:val="BodyText2"/>
         <w:ind w:left="720"/>
         <w:rPr>
-          <w:del w:id="76" w:author="Alhabibi, Haider@Energy" w:date="2021-12-04T14:52:00Z"/>
+          <w:del w:id="79" w:author="Alhabibi, Haider@Energy" w:date="2021-12-04T14:52:00Z"/>
           <w:rFonts w:asciiTheme="minorHAnsi" w:hAnsiTheme="minorHAnsi"/>
           <w:sz w:val="18"/>
           <w:szCs w:val="18"/>
         </w:rPr>
       </w:pPr>
-      <w:del w:id="77" w:author="Alhabibi, Haider@Energy" w:date="2021-12-04T14:52:00Z">
+      <w:del w:id="80" w:author="Alhabibi, Haider@Energy" w:date="2021-12-04T14:52:00Z">
         <w:r>
           <w:rPr>
             <w:rFonts w:asciiTheme="minorHAnsi" w:hAnsiTheme="minorHAnsi"/>
@@ -4761,13 +4831,13 @@
         </w:numPr>
         <w:ind w:firstLine="0"/>
         <w:rPr>
-          <w:del w:id="78" w:author="Alhabibi, Haider@Energy" w:date="2021-12-04T14:52:00Z"/>
+          <w:del w:id="81" w:author="Alhabibi, Haider@Energy" w:date="2021-12-04T14:52:00Z"/>
           <w:rFonts w:asciiTheme="minorHAnsi" w:hAnsiTheme="minorHAnsi"/>
           <w:sz w:val="18"/>
           <w:szCs w:val="18"/>
         </w:rPr>
       </w:pPr>
-      <w:del w:id="79" w:author="Alhabibi, Haider@Energy" w:date="2021-12-04T14:52:00Z">
+      <w:del w:id="82" w:author="Alhabibi, Haider@Energy" w:date="2021-12-04T14:52:00Z">
         <w:r>
           <w:rPr>
             <w:rFonts w:asciiTheme="minorHAnsi" w:hAnsiTheme="minorHAnsi"/>
@@ -4783,7 +4853,7 @@
         <w:pStyle w:val="BodyText2"/>
         <w:ind w:left="720"/>
         <w:rPr>
-          <w:del w:id="80" w:author="Alhabibi, Haider@Energy" w:date="2021-12-04T14:52:00Z"/>
+          <w:del w:id="83" w:author="Alhabibi, Haider@Energy" w:date="2021-12-04T14:52:00Z"/>
           <w:rFonts w:asciiTheme="minorHAnsi" w:hAnsiTheme="minorHAnsi"/>
           <w:sz w:val="18"/>
           <w:szCs w:val="18"/>
@@ -4795,13 +4865,13 @@
         <w:pStyle w:val="BodyText2"/>
         <w:ind w:left="720"/>
         <w:rPr>
-          <w:del w:id="81" w:author="Alhabibi, Haider@Energy" w:date="2021-12-04T14:52:00Z"/>
+          <w:del w:id="84" w:author="Alhabibi, Haider@Energy" w:date="2021-12-04T14:52:00Z"/>
           <w:rFonts w:asciiTheme="minorHAnsi" w:hAnsiTheme="minorHAnsi"/>
           <w:sz w:val="18"/>
           <w:szCs w:val="18"/>
         </w:rPr>
       </w:pPr>
-      <w:del w:id="82" w:author="Alhabibi, Haider@Energy" w:date="2021-12-04T14:52:00Z">
+      <w:del w:id="85" w:author="Alhabibi, Haider@Energy" w:date="2021-12-04T14:52:00Z">
         <w:r>
           <w:rPr>
             <w:rFonts w:asciiTheme="minorHAnsi" w:hAnsiTheme="minorHAnsi"/>
@@ -4839,13 +4909,13 @@
         </w:numPr>
         <w:ind w:left="1440"/>
         <w:rPr>
-          <w:del w:id="83" w:author="Alhabibi, Haider@Energy" w:date="2021-12-04T14:52:00Z"/>
+          <w:del w:id="86" w:author="Alhabibi, Haider@Energy" w:date="2021-12-04T14:52:00Z"/>
           <w:rFonts w:asciiTheme="minorHAnsi" w:hAnsiTheme="minorHAnsi"/>
           <w:sz w:val="18"/>
           <w:szCs w:val="18"/>
         </w:rPr>
       </w:pPr>
-      <w:del w:id="84" w:author="Alhabibi, Haider@Energy" w:date="2021-12-04T14:52:00Z">
+      <w:del w:id="87" w:author="Alhabibi, Haider@Energy" w:date="2021-12-04T14:52:00Z">
         <w:r>
           <w:rPr>
             <w:rFonts w:asciiTheme="minorHAnsi" w:hAnsiTheme="minorHAnsi"/>
@@ -4859,7 +4929,7 @@
     <w:p>
       <w:pPr>
         <w:rPr>
-          <w:del w:id="85" w:author="Alhabibi, Haider@Energy" w:date="2021-12-04T14:52:00Z"/>
+          <w:del w:id="88" w:author="Alhabibi, Haider@Energy" w:date="2021-12-04T14:52:00Z"/>
           <w:rFonts w:asciiTheme="minorHAnsi" w:hAnsiTheme="minorHAnsi" w:cstheme="minorHAnsi"/>
           <w:bCs/>
           <w:caps/>
@@ -4957,7 +5027,7 @@
               </w:rPr>
               <w:t xml:space="preserve">Only use this form if the newly constructed do not have a PV system installed.  </w:t>
             </w:r>
-            <w:del w:id="86" w:author="Alhabibi, Haider@Energy" w:date="2021-12-04T15:11:00Z">
+            <w:del w:id="89" w:author="Alhabibi, Haider@Energy" w:date="2021-12-04T15:11:00Z">
               <w:r>
                 <w:rPr>
                   <w:rFonts w:asciiTheme="minorHAnsi" w:hAnsiTheme="minorHAnsi"/>
@@ -5004,7 +5074,7 @@
                 <w:szCs w:val="18"/>
               </w:rPr>
             </w:pPr>
-            <w:del w:id="87" w:author="Alhabibi, Haider@Energy" w:date="2021-12-04T15:07:00Z">
+            <w:del w:id="90" w:author="Alhabibi, Haider@Energy" w:date="2021-12-04T15:07:00Z">
               <w:r>
                 <w:rPr>
                   <w:rFonts w:asciiTheme="minorHAnsi" w:hAnsiTheme="minorHAnsi"/>
@@ -5031,7 +5101,7 @@
                 <w:szCs w:val="18"/>
               </w:rPr>
             </w:pPr>
-            <w:del w:id="88" w:author="Alhabibi, Haider@Energy" w:date="2021-12-04T15:07:00Z">
+            <w:del w:id="91" w:author="Alhabibi, Haider@Energy" w:date="2021-12-04T15:07:00Z">
               <w:r>
                 <w:rPr>
                   <w:rFonts w:asciiTheme="minorHAnsi" w:hAnsiTheme="minorHAnsi"/>
@@ -5052,13 +5122,13 @@
               <w:pStyle w:val="BodyText2"/>
               <w:spacing w:before="0" w:after="0"/>
               <w:rPr>
-                <w:del w:id="89" w:author="Alhabibi, Haider@Energy" w:date="2021-12-04T15:07:00Z"/>
-                <w:rFonts w:asciiTheme="minorHAnsi" w:hAnsiTheme="minorHAnsi"/>
-                <w:sz w:val="18"/>
-                <w:szCs w:val="18"/>
-              </w:rPr>
-            </w:pPr>
-            <w:del w:id="90" w:author="Alhabibi, Haider@Energy" w:date="2021-12-04T15:07:00Z">
+                <w:del w:id="92" w:author="Alhabibi, Haider@Energy" w:date="2021-12-04T15:07:00Z"/>
+                <w:rFonts w:asciiTheme="minorHAnsi" w:hAnsiTheme="minorHAnsi"/>
+                <w:sz w:val="18"/>
+                <w:szCs w:val="18"/>
+              </w:rPr>
+            </w:pPr>
+            <w:del w:id="93" w:author="Alhabibi, Haider@Energy" w:date="2021-12-04T15:07:00Z">
               <w:r>
                 <w:rPr>
                   <w:rFonts w:asciiTheme="minorHAnsi" w:hAnsiTheme="minorHAnsi"/>
@@ -5074,13 +5144,13 @@
               <w:pStyle w:val="BodyText2"/>
               <w:spacing w:before="0" w:after="0"/>
               <w:rPr>
-                <w:del w:id="91" w:author="Alhabibi, Haider@Energy" w:date="2021-12-04T15:07:00Z"/>
-                <w:rFonts w:asciiTheme="minorHAnsi" w:hAnsiTheme="minorHAnsi"/>
-                <w:sz w:val="18"/>
-                <w:szCs w:val="18"/>
-              </w:rPr>
-            </w:pPr>
-            <w:del w:id="92" w:author="Alhabibi, Haider@Energy" w:date="2021-12-04T15:07:00Z">
+                <w:del w:id="94" w:author="Alhabibi, Haider@Energy" w:date="2021-12-04T15:07:00Z"/>
+                <w:rFonts w:asciiTheme="minorHAnsi" w:hAnsiTheme="minorHAnsi"/>
+                <w:sz w:val="18"/>
+                <w:szCs w:val="18"/>
+              </w:rPr>
+            </w:pPr>
+            <w:del w:id="95" w:author="Alhabibi, Haider@Energy" w:date="2021-12-04T15:07:00Z">
               <w:r>
                 <w:rPr>
                   <w:sz w:val="18"/>
@@ -5116,7 +5186,7 @@
                 <w:szCs w:val="18"/>
               </w:rPr>
             </w:pPr>
-            <w:del w:id="93" w:author="Alhabibi, Haider@Energy" w:date="2021-12-04T15:07:00Z">
+            <w:del w:id="96" w:author="Alhabibi, Haider@Energy" w:date="2021-12-04T15:07:00Z">
               <w:r>
                 <w:rPr>
                   <w:rFonts w:hint="eastAsia"/>
@@ -5179,7 +5249,7 @@
                 <w:szCs w:val="18"/>
               </w:rPr>
             </w:pPr>
-            <w:del w:id="94" w:author="Alhabibi, Haider@Energy" w:date="2021-12-04T15:08:00Z">
+            <w:del w:id="97" w:author="Alhabibi, Haider@Energy" w:date="2021-12-04T15:08:00Z">
               <w:r>
                 <w:rPr>
                   <w:rFonts w:asciiTheme="minorHAnsi" w:hAnsiTheme="minorHAnsi"/>
@@ -5189,7 +5259,7 @@
                 <w:delText>02</w:delText>
               </w:r>
             </w:del>
-            <w:ins w:id="95" w:author="Alhabibi, Haider@Energy" w:date="2021-12-04T15:08:00Z">
+            <w:ins w:id="98" w:author="Alhabibi, Haider@Energy" w:date="2021-12-04T15:08:00Z">
               <w:r>
                 <w:rPr>
                   <w:rFonts w:asciiTheme="minorHAnsi" w:hAnsiTheme="minorHAnsi"/>
@@ -5331,30 +5401,27 @@
               <w:spacing w:before="0" w:after="0"/>
               <w:ind w:left="335" w:hanging="335"/>
               <w:rPr>
-                <w:del w:id="96" w:author="Alhabibi, Haider@Energy" w:date="2021-12-04T17:03:00Z"/>
-                <w:rFonts w:asciiTheme="minorHAnsi" w:hAnsiTheme="minorHAnsi"/>
-                <w:sz w:val="18"/>
-                <w:szCs w:val="18"/>
-              </w:rPr>
-            </w:pPr>
-            <w:del w:id="97" w:author="Alhabibi, Haider@Energy" w:date="2021-12-04T17:03:00Z">
-              <w:r>
-                <w:rPr>
-                  <w:rFonts w:asciiTheme="minorHAnsi" w:hAnsiTheme="minorHAnsi"/>
-                  <w:sz w:val="18"/>
-                  <w:szCs w:val="18"/>
-                </w:rPr>
-                <w:delText xml:space="preserve">Smart Thermostats and </w:delText>
-              </w:r>
-              <w:r>
-                <w:rPr>
-                  <w:rFonts w:asciiTheme="minorHAnsi" w:hAnsiTheme="minorHAnsi"/>
-                  <w:sz w:val="18"/>
-                  <w:szCs w:val="18"/>
-                </w:rPr>
-                <w:delText>Alternative Efficiency Measure</w:delText>
-              </w:r>
-            </w:del>
+                <w:rFonts w:asciiTheme="minorHAnsi" w:hAnsiTheme="minorHAnsi"/>
+                <w:sz w:val="18"/>
+                <w:szCs w:val="18"/>
+              </w:rPr>
+            </w:pPr>
+            <w:r>
+              <w:rPr>
+                <w:rFonts w:asciiTheme="minorHAnsi" w:hAnsiTheme="minorHAnsi"/>
+                <w:sz w:val="18"/>
+                <w:szCs w:val="18"/>
+              </w:rPr>
+              <w:t xml:space="preserve">Smart Thermostats and </w:t>
+            </w:r>
+            <w:r>
+              <w:rPr>
+                <w:rFonts w:asciiTheme="minorHAnsi" w:hAnsiTheme="minorHAnsi"/>
+                <w:sz w:val="18"/>
+                <w:szCs w:val="18"/>
+              </w:rPr>
+              <w:t>Alternative Efficiency Measure</w:t>
+            </w:r>
           </w:p>
           <w:p>
             <w:pPr>
@@ -5367,7 +5434,7 @@
                 <w:szCs w:val="18"/>
               </w:rPr>
             </w:pPr>
-            <w:del w:id="98" w:author="Alhabibi, Haider@Energy" w:date="2021-12-04T17:03:00Z">
+            <w:del w:id="99" w:author="Alhabibi, Haider@Energy [2]" w:date="2022-05-11T16:03:00Z">
               <w:r>
                 <w:rPr>
                   <w:rFonts w:asciiTheme="minorHAnsi" w:hAnsiTheme="minorHAnsi"/>
@@ -5452,7 +5519,7 @@
               </w:rPr>
               <w:t xml:space="preserve">B. Building Meets the Solar </w:t>
             </w:r>
-            <w:del w:id="99" w:author="Markstrum, Alexis@Energy" w:date="2021-10-14T14:28:00Z">
+            <w:del w:id="100" w:author="Markstrum, Alexis@Energy" w:date="2021-10-14T14:28:00Z">
               <w:r>
                 <w:rPr>
                   <w:rFonts w:asciiTheme="minorHAnsi" w:hAnsiTheme="minorHAnsi"/>
@@ -5460,7 +5527,7 @@
                 <w:delText xml:space="preserve">Ready </w:delText>
               </w:r>
             </w:del>
-            <w:ins w:id="100" w:author="Markstrum, Alexis@Energy" w:date="2021-10-14T14:28:00Z">
+            <w:ins w:id="101" w:author="Markstrum, Alexis@Energy" w:date="2021-10-14T14:28:00Z">
               <w:r>
                 <w:rPr>
                   <w:rFonts w:asciiTheme="minorHAnsi" w:hAnsiTheme="minorHAnsi"/>
@@ -5489,7 +5556,7 @@
               </w:rPr>
               <w:t>&lt;&lt; If Method of Compliance A0</w:t>
             </w:r>
-            <w:ins w:id="101" w:author="Alhabibi, Haider@Energy" w:date="2021-12-04T17:01:00Z">
+            <w:ins w:id="102" w:author="Alhabibi, Haider@Energy" w:date="2021-12-04T17:01:00Z">
               <w:r>
                 <w:rPr>
                   <w:rFonts w:asciiTheme="minorHAnsi" w:hAnsiTheme="minorHAnsi"/>
@@ -5499,7 +5566,7 @@
                 <w:t>1</w:t>
               </w:r>
             </w:ins>
-            <w:del w:id="102" w:author="Alhabibi, Haider@Energy" w:date="2021-12-04T17:01:00Z">
+            <w:del w:id="103" w:author="Alhabibi, Haider@Energy" w:date="2021-12-04T17:01:00Z">
               <w:r>
                 <w:rPr>
                   <w:rFonts w:asciiTheme="minorHAnsi" w:hAnsiTheme="minorHAnsi"/>
@@ -5537,7 +5604,7 @@
               </w:rPr>
               <w:t xml:space="preserve">Building meets the solar </w:t>
             </w:r>
-            <w:ins w:id="103" w:author="Alhabibi, Haider@Energy" w:date="2021-11-28T14:27:00Z">
+            <w:ins w:id="104" w:author="Alhabibi, Haider@Energy" w:date="2021-11-28T14:27:00Z">
               <w:r>
                 <w:rPr>
                   <w:rFonts w:asciiTheme="minorHAnsi" w:hAnsiTheme="minorHAnsi"/>
@@ -5555,7 +5622,7 @@
                 <w:t xml:space="preserve">eadiness </w:t>
               </w:r>
             </w:ins>
-            <w:del w:id="104" w:author="Alhabibi, Haider@Energy" w:date="2021-11-28T14:27:00Z">
+            <w:del w:id="105" w:author="Alhabibi, Haider@Energy" w:date="2021-11-28T14:27:00Z">
               <w:r>
                 <w:rPr>
                   <w:rFonts w:asciiTheme="minorHAnsi" w:hAnsiTheme="minorHAnsi"/>
@@ -5701,7 +5768,7 @@
               </w:rPr>
               <w:t xml:space="preserve"> Solar </w:t>
             </w:r>
-            <w:del w:id="105" w:author="Alhabibi, Haider@Energy" w:date="2021-11-28T14:28:00Z">
+            <w:del w:id="106" w:author="Alhabibi, Haider@Energy" w:date="2021-11-28T14:28:00Z">
               <w:r>
                 <w:rPr>
                   <w:rFonts w:asciiTheme="minorHAnsi" w:hAnsiTheme="minorHAnsi"/>
@@ -5711,7 +5778,7 @@
                 <w:delText>Ready</w:delText>
               </w:r>
             </w:del>
-            <w:ins w:id="106" w:author="Alhabibi, Haider@Energy" w:date="2021-11-28T14:28:00Z">
+            <w:ins w:id="107" w:author="Alhabibi, Haider@Energy" w:date="2021-11-28T14:28:00Z">
               <w:r>
                 <w:rPr>
                   <w:rFonts w:asciiTheme="minorHAnsi" w:hAnsiTheme="minorHAnsi"/>
@@ -5880,6 +5947,7 @@
               </w:rPr>
               <w:t>omplies</w:t>
             </w:r>
+            <w:proofErr w:type="gramStart"/>
             <w:r>
               <w:rPr>
                 <w:rFonts w:asciiTheme="minorHAnsi" w:hAnsiTheme="minorHAnsi"/>
@@ -5896,6 +5964,7 @@
               </w:rPr>
               <w:t>;</w:t>
             </w:r>
+            <w:proofErr w:type="gramEnd"/>
           </w:p>
           <w:p>
             <w:pPr>
@@ -6324,13 +6393,13 @@
               <w:pStyle w:val="BodyText2"/>
               <w:spacing w:before="0" w:after="0"/>
               <w:rPr>
-                <w:del w:id="107" w:author="Alhabibi, Haider@Energy" w:date="2021-12-06T22:25:00Z"/>
-                <w:rFonts w:asciiTheme="minorHAnsi" w:hAnsiTheme="minorHAnsi"/>
-                <w:sz w:val="18"/>
-                <w:szCs w:val="18"/>
-              </w:rPr>
-            </w:pPr>
-            <w:del w:id="108" w:author="Alhabibi, Haider@Energy" w:date="2021-12-06T22:25:00Z">
+                <w:del w:id="108" w:author="Alhabibi, Haider@Energy" w:date="2021-12-06T22:25:00Z"/>
+                <w:rFonts w:asciiTheme="minorHAnsi" w:hAnsiTheme="minorHAnsi"/>
+                <w:sz w:val="18"/>
+                <w:szCs w:val="18"/>
+              </w:rPr>
+            </w:pPr>
+            <w:del w:id="109" w:author="Alhabibi, Haider@Energy" w:date="2021-12-06T22:25:00Z">
               <w:r>
                 <w:rPr>
                   <w:rFonts w:asciiTheme="minorHAnsi" w:hAnsiTheme="minorHAnsi"/>
@@ -6506,7 +6575,7 @@
               </w:rPr>
               <w:t>&lt;&lt; If Method of Compliance A0</w:t>
             </w:r>
-            <w:ins w:id="109" w:author="Alhabibi, Haider@Energy" w:date="2021-12-04T17:05:00Z">
+            <w:ins w:id="110" w:author="Alhabibi, Haider@Energy" w:date="2021-12-04T17:05:00Z">
               <w:r>
                 <w:rPr>
                   <w:rFonts w:asciiTheme="minorHAnsi" w:hAnsiTheme="minorHAnsi"/>
@@ -6516,7 +6585,7 @@
                 <w:t>1</w:t>
               </w:r>
             </w:ins>
-            <w:del w:id="110" w:author="Alhabibi, Haider@Energy" w:date="2021-12-04T17:05:00Z">
+            <w:del w:id="111" w:author="Alhabibi, Haider@Energy" w:date="2021-12-04T17:05:00Z">
               <w:r>
                 <w:rPr>
                   <w:rFonts w:asciiTheme="minorHAnsi" w:hAnsiTheme="minorHAnsi"/>
@@ -6646,7 +6715,25 @@
                 <w:sz w:val="18"/>
                 <w:szCs w:val="18"/>
               </w:rPr>
-              <w:t xml:space="preserve">The single family residence is located in a </w:t>
+              <w:t xml:space="preserve">The </w:t>
+            </w:r>
+            <w:proofErr w:type="gramStart"/>
+            <w:r>
+              <w:rPr>
+                <w:rFonts w:asciiTheme="minorHAnsi" w:hAnsiTheme="minorHAnsi"/>
+                <w:sz w:val="18"/>
+                <w:szCs w:val="18"/>
+              </w:rPr>
+              <w:t>single family</w:t>
+            </w:r>
+            <w:proofErr w:type="gramEnd"/>
+            <w:r>
+              <w:rPr>
+                <w:rFonts w:asciiTheme="minorHAnsi" w:hAnsiTheme="minorHAnsi"/>
+                <w:sz w:val="18"/>
+                <w:szCs w:val="18"/>
+              </w:rPr>
+              <w:t xml:space="preserve"> residence is located in a </w:t>
             </w:r>
             <w:r>
               <w:rPr>
@@ -6835,7 +6922,7 @@
               </w:rPr>
               <w:t xml:space="preserve">&lt;&lt; If </w:t>
             </w:r>
-            <w:del w:id="111" w:author="Alhabibi, Haider@Energy" w:date="2021-12-04T17:06:00Z">
+            <w:del w:id="112" w:author="Alhabibi, Haider@Energy" w:date="2021-12-04T17:06:00Z">
               <w:r>
                 <w:rPr>
                   <w:rFonts w:asciiTheme="minorHAnsi" w:hAnsiTheme="minorHAnsi"/>
@@ -6893,7 +6980,7 @@
               </w:rPr>
               <w:t>Method of Compliance A0</w:t>
             </w:r>
-            <w:ins w:id="112" w:author="Alhabibi, Haider@Energy" w:date="2021-12-04T17:06:00Z">
+            <w:ins w:id="113" w:author="Alhabibi, Haider@Energy" w:date="2021-12-04T17:06:00Z">
               <w:r>
                 <w:rPr>
                   <w:rFonts w:asciiTheme="minorHAnsi" w:hAnsiTheme="minorHAnsi"/>
@@ -6903,7 +6990,7 @@
                 <w:t>1</w:t>
               </w:r>
             </w:ins>
-            <w:del w:id="113" w:author="Alhabibi, Haider@Energy" w:date="2021-12-04T17:06:00Z">
+            <w:del w:id="114" w:author="Alhabibi, Haider@Energy" w:date="2021-12-04T17:06:00Z">
               <w:r>
                 <w:rPr>
                   <w:rFonts w:asciiTheme="minorHAnsi" w:hAnsiTheme="minorHAnsi"/>
@@ -7489,15 +7576,33 @@
                 <w:sz w:val="18"/>
                 <w:szCs w:val="18"/>
               </w:rPr>
-              <w:t>CF1R-STH-01</w:t>
-            </w:r>
-            <w:r>
-              <w:rPr>
-                <w:rFonts w:asciiTheme="minorHAnsi" w:hAnsiTheme="minorHAnsi"/>
-                <w:sz w:val="18"/>
-                <w:szCs w:val="18"/>
-              </w:rPr>
-              <w:t xml:space="preserve">; </w:t>
+              <w:t>CF1R-STH-</w:t>
+            </w:r>
+            <w:proofErr w:type="gramStart"/>
+            <w:r>
+              <w:rPr>
+                <w:rFonts w:asciiTheme="minorHAnsi" w:hAnsiTheme="minorHAnsi"/>
+                <w:sz w:val="18"/>
+                <w:szCs w:val="18"/>
+              </w:rPr>
+              <w:t>01</w:t>
+            </w:r>
+            <w:r>
+              <w:rPr>
+                <w:rFonts w:asciiTheme="minorHAnsi" w:hAnsiTheme="minorHAnsi"/>
+                <w:sz w:val="18"/>
+                <w:szCs w:val="18"/>
+              </w:rPr>
+              <w:t>;</w:t>
+            </w:r>
+            <w:proofErr w:type="gramEnd"/>
+            <w:r>
+              <w:rPr>
+                <w:rFonts w:asciiTheme="minorHAnsi" w:hAnsiTheme="minorHAnsi"/>
+                <w:sz w:val="18"/>
+                <w:szCs w:val="18"/>
+              </w:rPr>
+              <w:t xml:space="preserve"> </w:t>
             </w:r>
           </w:p>
           <w:p>
@@ -7588,7 +7693,16 @@
                 <w:sz w:val="18"/>
                 <w:szCs w:val="18"/>
               </w:rPr>
-              <w:t xml:space="preserve"> solar savings fraction</w:t>
+              <w:t xml:space="preserve"> solar savings </w:t>
+            </w:r>
+            <w:proofErr w:type="gramStart"/>
+            <w:r>
+              <w:rPr>
+                <w:rFonts w:ascii="Calibri" w:hAnsi="Calibri" w:cs="Calibri"/>
+                <w:sz w:val="18"/>
+                <w:szCs w:val="18"/>
+              </w:rPr>
+              <w:t>fraction</w:t>
             </w:r>
             <w:r>
               <w:rPr>
@@ -7598,6 +7712,7 @@
               </w:rPr>
               <w:t>;</w:t>
             </w:r>
+            <w:proofErr w:type="gramEnd"/>
             <w:r>
               <w:rPr>
                 <w:rFonts w:asciiTheme="minorHAnsi" w:hAnsiTheme="minorHAnsi"/>
@@ -8022,7 +8137,7 @@
               </w:rPr>
               <w:t xml:space="preserve"> </w:t>
             </w:r>
-            <w:del w:id="114" w:author="Alhabibi, Haider@Energy" w:date="2021-12-06T22:39:00Z">
+            <w:del w:id="115" w:author="Alhabibi, Haider@Energy" w:date="2021-12-06T22:39:00Z">
               <w:r>
                 <w:rPr>
                   <w:rFonts w:asciiTheme="minorHAnsi" w:hAnsiTheme="minorHAnsi"/>
@@ -8060,7 +8175,7 @@
               </w:rPr>
               <w:t xml:space="preserve">If </w:t>
             </w:r>
-            <w:del w:id="115" w:author="Alhabibi, Haider@Energy" w:date="2021-12-04T17:07:00Z">
+            <w:del w:id="116" w:author="Alhabibi, Haider@Energy" w:date="2021-12-04T17:07:00Z">
               <w:r>
                 <w:rPr>
                   <w:rFonts w:asciiTheme="minorHAnsi" w:hAnsiTheme="minorHAnsi"/>
@@ -8126,7 +8241,7 @@
               </w:rPr>
               <w:t>Method of Compliance A0</w:t>
             </w:r>
-            <w:ins w:id="116" w:author="Alhabibi, Haider@Energy" w:date="2021-12-04T17:07:00Z">
+            <w:ins w:id="117" w:author="Alhabibi, Haider@Energy" w:date="2021-12-04T17:07:00Z">
               <w:r>
                 <w:rPr>
                   <w:rFonts w:asciiTheme="minorHAnsi" w:hAnsiTheme="minorHAnsi"/>
@@ -8136,7 +8251,7 @@
                 <w:t>1</w:t>
               </w:r>
             </w:ins>
-            <w:del w:id="117" w:author="Alhabibi, Haider@Energy" w:date="2021-12-04T17:07:00Z">
+            <w:del w:id="118" w:author="Alhabibi, Haider@Energy" w:date="2021-12-04T17:07:00Z">
               <w:r>
                 <w:rPr>
                   <w:rFonts w:asciiTheme="minorHAnsi" w:hAnsiTheme="minorHAnsi"/>
@@ -8321,7 +8436,25 @@
                 <w:sz w:val="18"/>
                 <w:szCs w:val="18"/>
               </w:rPr>
-              <w:t xml:space="preserve"> and are capable of receiving and responding to Demand Response Signals prior to granting of an occupancy permit by the enforcing agency.</w:t>
+              <w:t xml:space="preserve"> and </w:t>
+            </w:r>
+            <w:proofErr w:type="gramStart"/>
+            <w:r>
+              <w:rPr>
+                <w:rFonts w:asciiTheme="minorHAnsi" w:hAnsiTheme="minorHAnsi"/>
+                <w:sz w:val="18"/>
+                <w:szCs w:val="18"/>
+              </w:rPr>
+              <w:t>are capable of receiving</w:t>
+            </w:r>
+            <w:proofErr w:type="gramEnd"/>
+            <w:r>
+              <w:rPr>
+                <w:rFonts w:asciiTheme="minorHAnsi" w:hAnsiTheme="minorHAnsi"/>
+                <w:sz w:val="18"/>
+                <w:szCs w:val="18"/>
+              </w:rPr>
+              <w:t xml:space="preserve"> and responding to Demand Response Signals prior to granting of an occupancy permit by the enforcing agency.</w:t>
             </w:r>
           </w:p>
         </w:tc>
@@ -8652,7 +8785,7 @@
       <w:tr>
         <w:trPr>
           <w:trHeight w:val="144"/>
-          <w:del w:id="118" w:author="Alhabibi, Haider@Energy" w:date="2021-12-04T15:09:00Z"/>
+          <w:del w:id="119" w:author="Alhabibi, Haider@Energy" w:date="2021-12-04T15:09:00Z"/>
         </w:trPr>
         <w:tc>
           <w:tcPr>
@@ -8670,14 +8803,14 @@
               <w:pStyle w:val="BodyText2"/>
               <w:spacing w:before="0" w:after="0"/>
               <w:rPr>
-                <w:del w:id="119" w:author="Alhabibi, Haider@Energy" w:date="2021-12-04T15:09:00Z"/>
+                <w:del w:id="120" w:author="Alhabibi, Haider@Energy" w:date="2021-12-04T15:09:00Z"/>
                 <w:rFonts w:asciiTheme="minorHAnsi" w:hAnsiTheme="minorHAnsi"/>
                 <w:b/>
                 <w:sz w:val="20"/>
                 <w:szCs w:val="20"/>
               </w:rPr>
             </w:pPr>
-            <w:del w:id="120" w:author="Alhabibi, Haider@Energy" w:date="2021-12-04T15:09:00Z">
+            <w:del w:id="121" w:author="Alhabibi, Haider@Energy" w:date="2021-12-04T15:09:00Z">
               <w:r>
                 <w:rPr>
                   <w:rFonts w:asciiTheme="minorHAnsi" w:hAnsiTheme="minorHAnsi"/>
@@ -8713,13 +8846,13 @@
               <w:pStyle w:val="BodyText2"/>
               <w:spacing w:before="0" w:after="0"/>
               <w:rPr>
-                <w:del w:id="121" w:author="Alhabibi, Haider@Energy" w:date="2021-12-04T15:09:00Z"/>
-                <w:rFonts w:asciiTheme="minorHAnsi" w:hAnsiTheme="minorHAnsi"/>
-                <w:sz w:val="18"/>
-                <w:szCs w:val="18"/>
-              </w:rPr>
-            </w:pPr>
-            <w:del w:id="122" w:author="Alhabibi, Haider@Energy" w:date="2021-12-04T15:09:00Z">
+                <w:del w:id="122" w:author="Alhabibi, Haider@Energy" w:date="2021-12-04T15:09:00Z"/>
+                <w:rFonts w:asciiTheme="minorHAnsi" w:hAnsiTheme="minorHAnsi"/>
+                <w:sz w:val="18"/>
+                <w:szCs w:val="18"/>
+              </w:rPr>
+            </w:pPr>
+            <w:del w:id="123" w:author="Alhabibi, Haider@Energy" w:date="2021-12-04T15:09:00Z">
               <w:r>
                 <w:rPr>
                   <w:rFonts w:asciiTheme="minorHAnsi" w:hAnsiTheme="minorHAnsi"/>
@@ -8870,7 +9003,7 @@
       <w:tr>
         <w:trPr>
           <w:trHeight w:val="144"/>
-          <w:del w:id="123" w:author="Alhabibi, Haider@Energy" w:date="2021-12-04T15:09:00Z"/>
+          <w:del w:id="124" w:author="Alhabibi, Haider@Energy" w:date="2021-12-04T15:09:00Z"/>
         </w:trPr>
         <w:tc>
           <w:tcPr>
@@ -8889,13 +9022,13 @@
               <w:spacing w:before="0" w:after="0"/>
               <w:jc w:val="center"/>
               <w:rPr>
-                <w:del w:id="124" w:author="Alhabibi, Haider@Energy" w:date="2021-12-04T15:09:00Z"/>
-                <w:rFonts w:asciiTheme="minorHAnsi" w:hAnsiTheme="minorHAnsi"/>
-                <w:sz w:val="18"/>
-                <w:szCs w:val="18"/>
-              </w:rPr>
-            </w:pPr>
-            <w:del w:id="125" w:author="Alhabibi, Haider@Energy" w:date="2021-12-04T15:09:00Z">
+                <w:del w:id="125" w:author="Alhabibi, Haider@Energy" w:date="2021-12-04T15:09:00Z"/>
+                <w:rFonts w:asciiTheme="minorHAnsi" w:hAnsiTheme="minorHAnsi"/>
+                <w:sz w:val="18"/>
+                <w:szCs w:val="18"/>
+              </w:rPr>
+            </w:pPr>
+            <w:del w:id="126" w:author="Alhabibi, Haider@Energy" w:date="2021-12-04T15:09:00Z">
               <w:r>
                 <w:rPr>
                   <w:rFonts w:asciiTheme="minorHAnsi" w:hAnsiTheme="minorHAnsi"/>
@@ -8924,13 +9057,13 @@
               <w:pStyle w:val="BodyText2"/>
               <w:spacing w:before="0" w:after="0"/>
               <w:rPr>
-                <w:del w:id="126" w:author="Alhabibi, Haider@Energy" w:date="2021-12-04T15:09:00Z"/>
-                <w:rFonts w:asciiTheme="minorHAnsi" w:hAnsiTheme="minorHAnsi"/>
-                <w:sz w:val="18"/>
-                <w:szCs w:val="18"/>
-              </w:rPr>
-            </w:pPr>
-            <w:del w:id="127" w:author="Alhabibi, Haider@Energy" w:date="2021-12-04T15:09:00Z">
+                <w:del w:id="127" w:author="Alhabibi, Haider@Energy" w:date="2021-12-04T15:09:00Z"/>
+                <w:rFonts w:asciiTheme="minorHAnsi" w:hAnsiTheme="minorHAnsi"/>
+                <w:sz w:val="18"/>
+                <w:szCs w:val="18"/>
+              </w:rPr>
+            </w:pPr>
+            <w:del w:id="128" w:author="Alhabibi, Haider@Energy" w:date="2021-12-04T15:09:00Z">
               <w:r>
                 <w:rPr>
                   <w:rFonts w:asciiTheme="minorHAnsi" w:hAnsiTheme="minorHAnsi"/>
@@ -8962,7 +9095,7 @@
       <w:tr>
         <w:trPr>
           <w:trHeight w:val="144"/>
-          <w:del w:id="128" w:author="Alhabibi, Haider@Energy" w:date="2021-12-04T15:09:00Z"/>
+          <w:del w:id="129" w:author="Alhabibi, Haider@Energy" w:date="2021-12-04T15:09:00Z"/>
         </w:trPr>
         <w:tc>
           <w:tcPr>
@@ -8981,13 +9114,13 @@
               <w:spacing w:before="0" w:after="0"/>
               <w:jc w:val="center"/>
               <w:rPr>
-                <w:del w:id="129" w:author="Alhabibi, Haider@Energy" w:date="2021-12-04T15:09:00Z"/>
-                <w:rFonts w:asciiTheme="minorHAnsi" w:hAnsiTheme="minorHAnsi"/>
-                <w:sz w:val="18"/>
-                <w:szCs w:val="18"/>
-              </w:rPr>
-            </w:pPr>
-            <w:del w:id="130" w:author="Alhabibi, Haider@Energy" w:date="2021-12-04T15:09:00Z">
+                <w:del w:id="130" w:author="Alhabibi, Haider@Energy" w:date="2021-12-04T15:09:00Z"/>
+                <w:rFonts w:asciiTheme="minorHAnsi" w:hAnsiTheme="minorHAnsi"/>
+                <w:sz w:val="18"/>
+                <w:szCs w:val="18"/>
+              </w:rPr>
+            </w:pPr>
+            <w:del w:id="131" w:author="Alhabibi, Haider@Energy" w:date="2021-12-04T15:09:00Z">
               <w:r>
                 <w:rPr>
                   <w:rFonts w:asciiTheme="minorHAnsi" w:hAnsiTheme="minorHAnsi"/>
@@ -9015,13 +9148,13 @@
               <w:pStyle w:val="BodyText2"/>
               <w:spacing w:before="0" w:after="0"/>
               <w:rPr>
-                <w:del w:id="131" w:author="Alhabibi, Haider@Energy" w:date="2021-12-04T15:09:00Z"/>
-                <w:rFonts w:asciiTheme="minorHAnsi" w:hAnsiTheme="minorHAnsi"/>
-                <w:sz w:val="18"/>
-                <w:szCs w:val="18"/>
-              </w:rPr>
-            </w:pPr>
-            <w:del w:id="132" w:author="Alhabibi, Haider@Energy" w:date="2021-12-04T15:09:00Z">
+                <w:del w:id="132" w:author="Alhabibi, Haider@Energy" w:date="2021-12-04T15:09:00Z"/>
+                <w:rFonts w:asciiTheme="minorHAnsi" w:hAnsiTheme="minorHAnsi"/>
+                <w:sz w:val="18"/>
+                <w:szCs w:val="18"/>
+              </w:rPr>
+            </w:pPr>
+            <w:del w:id="133" w:author="Alhabibi, Haider@Energy" w:date="2021-12-04T15:09:00Z">
               <w:r>
                 <w:rPr>
                   <w:rFonts w:asciiTheme="minorHAnsi" w:hAnsiTheme="minorHAnsi"/>
@@ -9043,13 +9176,13 @@
               <w:pStyle w:val="BodyText2"/>
               <w:spacing w:before="0" w:after="0"/>
               <w:rPr>
-                <w:del w:id="133" w:author="Alhabibi, Haider@Energy" w:date="2021-12-04T15:09:00Z"/>
-                <w:rFonts w:asciiTheme="minorHAnsi" w:hAnsiTheme="minorHAnsi"/>
-                <w:sz w:val="18"/>
-                <w:szCs w:val="18"/>
-              </w:rPr>
-            </w:pPr>
-            <w:del w:id="134" w:author="Alhabibi, Haider@Energy" w:date="2021-12-04T15:09:00Z">
+                <w:del w:id="134" w:author="Alhabibi, Haider@Energy" w:date="2021-12-04T15:09:00Z"/>
+                <w:rFonts w:asciiTheme="minorHAnsi" w:hAnsiTheme="minorHAnsi"/>
+                <w:sz w:val="18"/>
+                <w:szCs w:val="18"/>
+              </w:rPr>
+            </w:pPr>
+            <w:del w:id="135" w:author="Alhabibi, Haider@Energy" w:date="2021-12-04T15:09:00Z">
               <w:r>
                 <w:rPr>
                   <w:rFonts w:asciiTheme="minorHAnsi" w:hAnsiTheme="minorHAnsi"/>
@@ -9065,13 +9198,13 @@
               <w:pStyle w:val="BodyText2"/>
               <w:spacing w:before="0" w:after="0"/>
               <w:rPr>
-                <w:del w:id="135" w:author="Alhabibi, Haider@Energy" w:date="2021-12-04T15:09:00Z"/>
-                <w:rFonts w:asciiTheme="minorHAnsi" w:hAnsiTheme="minorHAnsi"/>
-                <w:sz w:val="18"/>
-                <w:szCs w:val="18"/>
-              </w:rPr>
-            </w:pPr>
-            <w:del w:id="136" w:author="Alhabibi, Haider@Energy" w:date="2021-12-04T15:09:00Z">
+                <w:del w:id="136" w:author="Alhabibi, Haider@Energy" w:date="2021-12-04T15:09:00Z"/>
+                <w:rFonts w:asciiTheme="minorHAnsi" w:hAnsiTheme="minorHAnsi"/>
+                <w:sz w:val="18"/>
+                <w:szCs w:val="18"/>
+              </w:rPr>
+            </w:pPr>
+            <w:del w:id="137" w:author="Alhabibi, Haider@Energy" w:date="2021-12-04T15:09:00Z">
               <w:r>
                 <w:rPr>
                   <w:rFonts w:asciiTheme="minorHAnsi" w:hAnsiTheme="minorHAnsi"/>
@@ -9087,13 +9220,13 @@
               <w:pStyle w:val="BodyText2"/>
               <w:spacing w:before="0" w:after="0"/>
               <w:rPr>
-                <w:del w:id="137" w:author="Alhabibi, Haider@Energy" w:date="2021-12-04T15:09:00Z"/>
-                <w:rFonts w:asciiTheme="minorHAnsi" w:hAnsiTheme="minorHAnsi"/>
-                <w:sz w:val="18"/>
-                <w:szCs w:val="18"/>
-              </w:rPr>
-            </w:pPr>
-            <w:del w:id="138" w:author="Alhabibi, Haider@Energy" w:date="2021-12-04T15:09:00Z">
+                <w:del w:id="138" w:author="Alhabibi, Haider@Energy" w:date="2021-12-04T15:09:00Z"/>
+                <w:rFonts w:asciiTheme="minorHAnsi" w:hAnsiTheme="minorHAnsi"/>
+                <w:sz w:val="18"/>
+                <w:szCs w:val="18"/>
+              </w:rPr>
+            </w:pPr>
+            <w:del w:id="139" w:author="Alhabibi, Haider@Energy" w:date="2021-12-04T15:09:00Z">
               <w:r>
                 <w:rPr>
                   <w:rFonts w:asciiTheme="minorHAnsi" w:hAnsiTheme="minorHAnsi"/>
@@ -9109,13 +9242,13 @@
               <w:pStyle w:val="BodyText2"/>
               <w:spacing w:before="0" w:after="0"/>
               <w:rPr>
-                <w:del w:id="139" w:author="Alhabibi, Haider@Energy" w:date="2021-12-04T15:09:00Z"/>
-                <w:rFonts w:asciiTheme="minorHAnsi" w:hAnsiTheme="minorHAnsi"/>
-                <w:sz w:val="18"/>
-                <w:szCs w:val="18"/>
-              </w:rPr>
-            </w:pPr>
-            <w:del w:id="140" w:author="Alhabibi, Haider@Energy" w:date="2021-12-04T15:09:00Z">
+                <w:del w:id="140" w:author="Alhabibi, Haider@Energy" w:date="2021-12-04T15:09:00Z"/>
+                <w:rFonts w:asciiTheme="minorHAnsi" w:hAnsiTheme="minorHAnsi"/>
+                <w:sz w:val="18"/>
+                <w:szCs w:val="18"/>
+              </w:rPr>
+            </w:pPr>
+            <w:del w:id="141" w:author="Alhabibi, Haider@Energy" w:date="2021-12-04T15:09:00Z">
               <w:r>
                 <w:rPr>
                   <w:rFonts w:asciiTheme="minorHAnsi" w:hAnsiTheme="minorHAnsi"/>
@@ -9148,13 +9281,13 @@
               <w:pStyle w:val="BodyText2"/>
               <w:spacing w:before="0" w:after="0"/>
               <w:rPr>
-                <w:del w:id="141" w:author="Alhabibi, Haider@Energy" w:date="2021-12-04T15:09:00Z"/>
-                <w:rFonts w:asciiTheme="minorHAnsi" w:hAnsiTheme="minorHAnsi"/>
-                <w:sz w:val="18"/>
-                <w:szCs w:val="18"/>
-              </w:rPr>
-            </w:pPr>
-            <w:del w:id="142" w:author="Alhabibi, Haider@Energy" w:date="2021-12-04T15:09:00Z">
+                <w:del w:id="142" w:author="Alhabibi, Haider@Energy" w:date="2021-12-04T15:09:00Z"/>
+                <w:rFonts w:asciiTheme="minorHAnsi" w:hAnsiTheme="minorHAnsi"/>
+                <w:sz w:val="18"/>
+                <w:szCs w:val="18"/>
+              </w:rPr>
+            </w:pPr>
+            <w:del w:id="143" w:author="Alhabibi, Haider@Energy" w:date="2021-12-04T15:09:00Z">
               <w:r>
                 <w:rPr>
                   <w:rFonts w:asciiTheme="minorHAnsi" w:hAnsiTheme="minorHAnsi"/>
@@ -9187,13 +9320,13 @@
               <w:pStyle w:val="BodyText2"/>
               <w:spacing w:before="0" w:after="0"/>
               <w:rPr>
-                <w:del w:id="143" w:author="Alhabibi, Haider@Energy" w:date="2021-12-04T15:09:00Z"/>
-                <w:rFonts w:asciiTheme="minorHAnsi" w:hAnsiTheme="minorHAnsi"/>
-                <w:sz w:val="18"/>
-                <w:szCs w:val="18"/>
-              </w:rPr>
-            </w:pPr>
-            <w:del w:id="144" w:author="Alhabibi, Haider@Energy" w:date="2021-12-04T15:09:00Z">
+                <w:del w:id="144" w:author="Alhabibi, Haider@Energy" w:date="2021-12-04T15:09:00Z"/>
+                <w:rFonts w:asciiTheme="minorHAnsi" w:hAnsiTheme="minorHAnsi"/>
+                <w:sz w:val="18"/>
+                <w:szCs w:val="18"/>
+              </w:rPr>
+            </w:pPr>
+            <w:del w:id="145" w:author="Alhabibi, Haider@Energy" w:date="2021-12-04T15:09:00Z">
               <w:r>
                 <w:rPr>
                   <w:rFonts w:asciiTheme="minorHAnsi" w:hAnsiTheme="minorHAnsi"/>
@@ -9249,7 +9382,7 @@
       <w:tr>
         <w:trPr>
           <w:trHeight w:val="144"/>
-          <w:del w:id="145" w:author="Alhabibi, Haider@Energy" w:date="2021-12-04T15:09:00Z"/>
+          <w:del w:id="146" w:author="Alhabibi, Haider@Energy" w:date="2021-12-04T15:09:00Z"/>
         </w:trPr>
         <w:tc>
           <w:tcPr>
@@ -9268,13 +9401,13 @@
               <w:pStyle w:val="BodyText2"/>
               <w:spacing w:before="0" w:after="0"/>
               <w:rPr>
-                <w:del w:id="146" w:author="Alhabibi, Haider@Energy" w:date="2021-12-04T15:09:00Z"/>
-                <w:rFonts w:asciiTheme="minorHAnsi" w:hAnsiTheme="minorHAnsi"/>
-                <w:sz w:val="18"/>
-                <w:szCs w:val="18"/>
-              </w:rPr>
-            </w:pPr>
-            <w:del w:id="147" w:author="Alhabibi, Haider@Energy" w:date="2021-12-04T15:09:00Z">
+                <w:del w:id="147" w:author="Alhabibi, Haider@Energy" w:date="2021-12-04T15:09:00Z"/>
+                <w:rFonts w:asciiTheme="minorHAnsi" w:hAnsiTheme="minorHAnsi"/>
+                <w:sz w:val="18"/>
+                <w:szCs w:val="18"/>
+              </w:rPr>
+            </w:pPr>
+            <w:del w:id="148" w:author="Alhabibi, Haider@Energy" w:date="2021-12-04T15:09:00Z">
               <w:r>
                 <w:rPr>
                   <w:rFonts w:asciiTheme="minorHAnsi" w:hAnsiTheme="minorHAnsi"/>
@@ -9325,7 +9458,7 @@
       <w:tr>
         <w:trPr>
           <w:trHeight w:val="144"/>
-          <w:del w:id="148" w:author="Alhabibi, Haider@Energy" w:date="2021-12-04T15:09:00Z"/>
+          <w:del w:id="149" w:author="Alhabibi, Haider@Energy" w:date="2021-12-04T15:09:00Z"/>
         </w:trPr>
         <w:tc>
           <w:tcPr>
@@ -9344,14 +9477,14 @@
               <w:pStyle w:val="BodyText2"/>
               <w:spacing w:before="0" w:after="0"/>
               <w:rPr>
-                <w:del w:id="149" w:author="Alhabibi, Haider@Energy" w:date="2021-12-04T15:09:00Z"/>
+                <w:del w:id="150" w:author="Alhabibi, Haider@Energy" w:date="2021-12-04T15:09:00Z"/>
                 <w:rFonts w:asciiTheme="minorHAnsi" w:hAnsiTheme="minorHAnsi"/>
                 <w:b/>
                 <w:sz w:val="20"/>
                 <w:szCs w:val="20"/>
               </w:rPr>
             </w:pPr>
-            <w:del w:id="150" w:author="Alhabibi, Haider@Energy" w:date="2021-12-04T15:09:00Z">
+            <w:del w:id="151" w:author="Alhabibi, Haider@Energy" w:date="2021-12-04T15:09:00Z">
               <w:r>
                 <w:rPr>
                   <w:rFonts w:asciiTheme="minorHAnsi" w:hAnsiTheme="minorHAnsi"/>
@@ -9377,13 +9510,13 @@
               <w:pStyle w:val="BodyText2"/>
               <w:spacing w:before="0" w:after="0"/>
               <w:rPr>
-                <w:del w:id="151" w:author="Alhabibi, Haider@Energy" w:date="2021-12-04T15:09:00Z"/>
-                <w:rFonts w:asciiTheme="minorHAnsi" w:hAnsiTheme="minorHAnsi"/>
-                <w:sz w:val="18"/>
-                <w:szCs w:val="18"/>
-              </w:rPr>
-            </w:pPr>
-            <w:del w:id="152" w:author="Alhabibi, Haider@Energy" w:date="2021-12-04T15:09:00Z">
+                <w:del w:id="152" w:author="Alhabibi, Haider@Energy" w:date="2021-12-04T15:09:00Z"/>
+                <w:rFonts w:asciiTheme="minorHAnsi" w:hAnsiTheme="minorHAnsi"/>
+                <w:sz w:val="18"/>
+                <w:szCs w:val="18"/>
+              </w:rPr>
+            </w:pPr>
+            <w:del w:id="153" w:author="Alhabibi, Haider@Energy" w:date="2021-12-04T15:09:00Z">
               <w:r>
                 <w:rPr>
                   <w:rFonts w:asciiTheme="minorHAnsi" w:hAnsiTheme="minorHAnsi"/>
@@ -9515,7 +9648,7 @@
       <w:tr>
         <w:trPr>
           <w:trHeight w:val="144"/>
-          <w:del w:id="153" w:author="Alhabibi, Haider@Energy" w:date="2021-12-04T15:09:00Z"/>
+          <w:del w:id="154" w:author="Alhabibi, Haider@Energy" w:date="2021-12-04T15:09:00Z"/>
         </w:trPr>
         <w:tc>
           <w:tcPr>
@@ -9534,13 +9667,13 @@
               <w:spacing w:before="0" w:after="0"/>
               <w:jc w:val="center"/>
               <w:rPr>
-                <w:del w:id="154" w:author="Alhabibi, Haider@Energy" w:date="2021-12-04T15:09:00Z"/>
-                <w:rFonts w:asciiTheme="minorHAnsi" w:hAnsiTheme="minorHAnsi"/>
-                <w:sz w:val="18"/>
-                <w:szCs w:val="18"/>
-              </w:rPr>
-            </w:pPr>
-            <w:del w:id="155" w:author="Alhabibi, Haider@Energy" w:date="2021-12-04T15:09:00Z">
+                <w:del w:id="155" w:author="Alhabibi, Haider@Energy" w:date="2021-12-04T15:09:00Z"/>
+                <w:rFonts w:asciiTheme="minorHAnsi" w:hAnsiTheme="minorHAnsi"/>
+                <w:sz w:val="18"/>
+                <w:szCs w:val="18"/>
+              </w:rPr>
+            </w:pPr>
+            <w:del w:id="156" w:author="Alhabibi, Haider@Energy" w:date="2021-12-04T15:09:00Z">
               <w:r>
                 <w:rPr>
                   <w:rFonts w:asciiTheme="minorHAnsi" w:hAnsiTheme="minorHAnsi"/>
@@ -9563,13 +9696,13 @@
               <w:pStyle w:val="BodyText2"/>
               <w:spacing w:before="0" w:after="0"/>
               <w:rPr>
-                <w:del w:id="156" w:author="Alhabibi, Haider@Energy" w:date="2021-12-04T15:09:00Z"/>
-                <w:rFonts w:asciiTheme="minorHAnsi" w:hAnsiTheme="minorHAnsi"/>
-                <w:sz w:val="18"/>
-                <w:szCs w:val="18"/>
-              </w:rPr>
-            </w:pPr>
-            <w:del w:id="157" w:author="Alhabibi, Haider@Energy" w:date="2021-12-04T15:09:00Z">
+                <w:del w:id="157" w:author="Alhabibi, Haider@Energy" w:date="2021-12-04T15:09:00Z"/>
+                <w:rFonts w:asciiTheme="minorHAnsi" w:hAnsiTheme="minorHAnsi"/>
+                <w:sz w:val="18"/>
+                <w:szCs w:val="18"/>
+              </w:rPr>
+            </w:pPr>
+            <w:del w:id="158" w:author="Alhabibi, Haider@Energy" w:date="2021-12-04T15:09:00Z">
               <w:r>
                 <w:rPr>
                   <w:rFonts w:asciiTheme="minorHAnsi" w:hAnsiTheme="minorHAnsi"/>
@@ -9625,7 +9758,7 @@
       <w:tr>
         <w:trPr>
           <w:trHeight w:val="144"/>
-          <w:del w:id="158" w:author="Alhabibi, Haider@Energy" w:date="2021-12-04T15:09:00Z"/>
+          <w:del w:id="159" w:author="Alhabibi, Haider@Energy" w:date="2021-12-04T15:09:00Z"/>
         </w:trPr>
         <w:tc>
           <w:tcPr>
@@ -9644,13 +9777,13 @@
               <w:spacing w:before="0" w:after="0"/>
               <w:jc w:val="center"/>
               <w:rPr>
-                <w:del w:id="159" w:author="Alhabibi, Haider@Energy" w:date="2021-12-04T15:09:00Z"/>
-                <w:rFonts w:asciiTheme="minorHAnsi" w:hAnsiTheme="minorHAnsi"/>
-                <w:sz w:val="18"/>
-                <w:szCs w:val="18"/>
-              </w:rPr>
-            </w:pPr>
-            <w:del w:id="160" w:author="Alhabibi, Haider@Energy" w:date="2021-12-04T15:09:00Z">
+                <w:del w:id="160" w:author="Alhabibi, Haider@Energy" w:date="2021-12-04T15:09:00Z"/>
+                <w:rFonts w:asciiTheme="minorHAnsi" w:hAnsiTheme="minorHAnsi"/>
+                <w:sz w:val="18"/>
+                <w:szCs w:val="18"/>
+              </w:rPr>
+            </w:pPr>
+            <w:del w:id="161" w:author="Alhabibi, Haider@Energy" w:date="2021-12-04T15:09:00Z">
               <w:r>
                 <w:rPr>
                   <w:rFonts w:asciiTheme="minorHAnsi" w:hAnsiTheme="minorHAnsi"/>
@@ -9672,13 +9805,13 @@
               <w:pStyle w:val="BodyText2"/>
               <w:spacing w:before="0" w:after="0"/>
               <w:rPr>
-                <w:del w:id="161" w:author="Alhabibi, Haider@Energy" w:date="2021-12-04T15:09:00Z"/>
-                <w:rFonts w:asciiTheme="minorHAnsi" w:hAnsiTheme="minorHAnsi"/>
-                <w:sz w:val="18"/>
-                <w:szCs w:val="18"/>
-              </w:rPr>
-            </w:pPr>
-            <w:del w:id="162" w:author="Alhabibi, Haider@Energy" w:date="2021-12-04T15:09:00Z">
+                <w:del w:id="162" w:author="Alhabibi, Haider@Energy" w:date="2021-12-04T15:09:00Z"/>
+                <w:rFonts w:asciiTheme="minorHAnsi" w:hAnsiTheme="minorHAnsi"/>
+                <w:sz w:val="18"/>
+                <w:szCs w:val="18"/>
+              </w:rPr>
+            </w:pPr>
+            <w:del w:id="163" w:author="Alhabibi, Haider@Energy" w:date="2021-12-04T15:09:00Z">
               <w:r>
                 <w:rPr>
                   <w:rFonts w:asciiTheme="minorHAnsi" w:hAnsiTheme="minorHAnsi"/>
@@ -9762,13 +9895,13 @@
               <w:pStyle w:val="BodyText2"/>
               <w:spacing w:before="0" w:after="0"/>
               <w:rPr>
-                <w:del w:id="163" w:author="Alhabibi, Haider@Energy" w:date="2021-12-04T15:09:00Z"/>
-                <w:rFonts w:asciiTheme="minorHAnsi" w:hAnsiTheme="minorHAnsi"/>
-                <w:sz w:val="18"/>
-                <w:szCs w:val="18"/>
-              </w:rPr>
-            </w:pPr>
-            <w:del w:id="164" w:author="Alhabibi, Haider@Energy" w:date="2021-12-04T15:09:00Z">
+                <w:del w:id="164" w:author="Alhabibi, Haider@Energy" w:date="2021-12-04T15:09:00Z"/>
+                <w:rFonts w:asciiTheme="minorHAnsi" w:hAnsiTheme="minorHAnsi"/>
+                <w:sz w:val="18"/>
+                <w:szCs w:val="18"/>
+              </w:rPr>
+            </w:pPr>
+            <w:del w:id="165" w:author="Alhabibi, Haider@Energy" w:date="2021-12-04T15:09:00Z">
               <w:r>
                 <w:rPr>
                   <w:rFonts w:asciiTheme="minorHAnsi" w:hAnsiTheme="minorHAnsi"/>
@@ -9784,7 +9917,7 @@
       <w:tr>
         <w:trPr>
           <w:trHeight w:val="144"/>
-          <w:del w:id="165" w:author="Alhabibi, Haider@Energy" w:date="2021-12-04T15:09:00Z"/>
+          <w:del w:id="166" w:author="Alhabibi, Haider@Energy" w:date="2021-12-04T15:09:00Z"/>
         </w:trPr>
         <w:tc>
           <w:tcPr>
@@ -9803,13 +9936,13 @@
               <w:pStyle w:val="BodyText2"/>
               <w:spacing w:before="0" w:after="0"/>
               <w:rPr>
-                <w:del w:id="166" w:author="Alhabibi, Haider@Energy" w:date="2021-12-04T15:09:00Z"/>
-                <w:rFonts w:asciiTheme="minorHAnsi" w:hAnsiTheme="minorHAnsi"/>
-                <w:sz w:val="18"/>
-                <w:szCs w:val="18"/>
-              </w:rPr>
-            </w:pPr>
-            <w:del w:id="167" w:author="Alhabibi, Haider@Energy" w:date="2021-12-04T15:09:00Z">
+                <w:del w:id="167" w:author="Alhabibi, Haider@Energy" w:date="2021-12-04T15:09:00Z"/>
+                <w:rFonts w:asciiTheme="minorHAnsi" w:hAnsiTheme="minorHAnsi"/>
+                <w:sz w:val="18"/>
+                <w:szCs w:val="18"/>
+              </w:rPr>
+            </w:pPr>
+            <w:del w:id="168" w:author="Alhabibi, Haider@Energy" w:date="2021-12-04T15:09:00Z">
               <w:r>
                 <w:rPr>
                   <w:rFonts w:asciiTheme="minorHAnsi" w:hAnsiTheme="minorHAnsi"/>
@@ -9922,6 +10055,7 @@
       <w:tab/>
       <w:t xml:space="preserve">Registration Date/Time:  </w:t>
     </w:r>
+    <w:proofErr w:type="gramStart"/>
     <w:r>
       <w:rPr>
         <w:rFonts w:ascii="Calibri" w:hAnsi="Calibri"/>
@@ -9929,7 +10063,16 @@
         <w:szCs w:val="18"/>
       </w:rPr>
       <w:tab/>
-      <w:t xml:space="preserve">  HERS Provider:                       </w:t>
+      <w:t xml:space="preserve">  HERS</w:t>
+    </w:r>
+    <w:proofErr w:type="gramEnd"/>
+    <w:r>
+      <w:rPr>
+        <w:rFonts w:ascii="Calibri" w:hAnsi="Calibri"/>
+        <w:sz w:val="18"/>
+        <w:szCs w:val="18"/>
+      </w:rPr>
+      <w:t xml:space="preserve"> Provider:                       </w:t>
     </w:r>
   </w:p>
   <w:p>
@@ -9949,7 +10092,7 @@
       </w:rPr>
       <w:t>CA Building Energy Efficiency Standards - 20</w:t>
     </w:r>
-    <w:ins w:id="59" w:author="Alhabibi, Haider@Energy" w:date="2021-08-24T17:56:00Z">
+    <w:ins w:id="62" w:author="Alhabibi, Haider@Energy" w:date="2021-08-24T17:56:00Z">
       <w:r>
         <w:rPr>
           <w:rFonts w:ascii="Calibri" w:hAnsi="Calibri"/>
@@ -9959,7 +10102,7 @@
         <w:t>22</w:t>
       </w:r>
     </w:ins>
-    <w:del w:id="60" w:author="Alhabibi, Haider@Energy" w:date="2021-08-24T17:57:00Z">
+    <w:del w:id="63" w:author="Alhabibi, Haider@Energy" w:date="2021-08-24T17:57:00Z">
       <w:r>
         <w:rPr>
           <w:rFonts w:ascii="Calibri" w:hAnsi="Calibri"/>
@@ -10017,7 +10160,7 @@
       </w:rPr>
       <w:t>20</w:t>
     </w:r>
-    <w:ins w:id="61" w:author="Alhabibi, Haider@Energy" w:date="2021-08-24T17:56:00Z">
+    <w:ins w:id="64" w:author="Alhabibi, Haider@Energy" w:date="2021-08-24T17:56:00Z">
       <w:r>
         <w:rPr>
           <w:rFonts w:ascii="Calibri" w:hAnsi="Calibri"/>
@@ -10027,7 +10170,7 @@
         <w:t>22</w:t>
       </w:r>
     </w:ins>
-    <w:del w:id="62" w:author="Alhabibi, Haider@Energy" w:date="2021-08-24T17:56:00Z">
+    <w:del w:id="65" w:author="Alhabibi, Haider@Energy" w:date="2021-08-24T17:56:00Z">
       <w:r>
         <w:rPr>
           <w:rFonts w:ascii="Calibri" w:hAnsi="Calibri"/>
@@ -10095,6 +10238,67 @@
         <w:szCs w:val="14"/>
       </w:rPr>
     </w:pPr>
+    <w:customXmlInsRangeStart w:id="53" w:author="Geiser, Che@Energy" w:date="2022-05-20T09:36:00Z"/>
+    <w:sdt>
+      <w:sdtPr>
+        <w:rPr>
+          <w:rFonts w:ascii="Arial" w:hAnsi="Arial" w:cs="Arial"/>
+          <w:sz w:val="14"/>
+          <w:szCs w:val="14"/>
+        </w:rPr>
+        <w:id w:val="2060593282"/>
+        <w:docPartObj>
+          <w:docPartGallery w:val="Watermarks"/>
+          <w:docPartUnique/>
+        </w:docPartObj>
+      </w:sdtPr>
+      <w:sdtContent>
+        <w:customXmlInsRangeEnd w:id="53"/>
+        <w:ins w:id="54" w:author="Geiser, Che@Energy" w:date="2022-05-20T09:36:00Z">
+          <w:r>
+            <w:rPr>
+              <w:rFonts w:ascii="Arial" w:hAnsi="Arial" w:cs="Arial"/>
+              <w:noProof/>
+              <w:sz w:val="14"/>
+              <w:szCs w:val="14"/>
+            </w:rPr>
+            <w:pict w14:anchorId="308D2974">
+              <v:shapetype id="_x0000_t136" coordsize="21600,21600" o:spt="136" adj="10800" path="m@7,l@8,m@5,21600l@6,21600e">
+                <v:formulas>
+                  <v:f eqn="sum #0 0 10800"/>
+                  <v:f eqn="prod #0 2 1"/>
+                  <v:f eqn="sum 21600 0 @1"/>
+                  <v:f eqn="sum 0 0 @2"/>
+                  <v:f eqn="sum 21600 0 @3"/>
+                  <v:f eqn="if @0 @3 0"/>
+                  <v:f eqn="if @0 21600 @1"/>
+                  <v:f eqn="if @0 0 @2"/>
+                  <v:f eqn="if @0 @4 21600"/>
+                  <v:f eqn="mid @5 @6"/>
+                  <v:f eqn="mid @8 @5"/>
+                  <v:f eqn="mid @7 @8"/>
+                  <v:f eqn="mid @6 @7"/>
+                  <v:f eqn="sum @6 0 @5"/>
+                </v:formulas>
+                <v:path textpathok="t" o:connecttype="custom" o:connectlocs="@9,0;@10,10800;@11,21600;@12,10800" o:connectangles="270,180,90,0"/>
+                <v:textpath on="t" fitshape="t"/>
+                <v:handles>
+                  <v:h position="#0,bottomRight" xrange="6629,14971"/>
+                </v:handles>
+                <o:lock v:ext="edit" text="t" shapetype="t"/>
+              </v:shapetype>
+              <v:shape id="PowerPlusWaterMarkObject357831064" o:spid="_x0000_s1025" type="#_x0000_t136" style="position:absolute;left:0;text-align:left;margin-left:0;margin-top:0;width:412.4pt;height:247.45pt;rotation:315;z-index:-251656189;mso-position-horizontal:center;mso-position-horizontal-relative:margin;mso-position-vertical:center;mso-position-vertical-relative:margin" o:allowincell="f" fillcolor="silver" stroked="f">
+                <v:fill opacity=".5"/>
+                <v:textpath style="font-family:&quot;Calibri&quot;;font-size:1pt" string="DRAFT"/>
+                <w10:wrap anchorx="margin" anchory="margin"/>
+              </v:shape>
+            </w:pict>
+          </w:r>
+        </w:ins>
+        <w:customXmlInsRangeStart w:id="55" w:author="Geiser, Che@Energy" w:date="2022-05-20T09:36:00Z"/>
+      </w:sdtContent>
+    </w:sdt>
+    <w:customXmlInsRangeEnd w:id="55"/>
     <w:r>
       <w:rPr>
         <w:rFonts w:ascii="Arial" w:hAnsi="Arial" w:cs="Arial"/>
@@ -10255,7 +10459,7 @@
       </w:rPr>
       <w:t xml:space="preserve">SOLAR </w:t>
     </w:r>
-    <w:del w:id="53" w:author="Alhabibi, Haider@Energy" w:date="2021-10-11T18:22:00Z">
+    <w:del w:id="56" w:author="Alhabibi, Haider@Energy" w:date="2021-10-11T18:22:00Z">
       <w:r>
         <w:rPr>
           <w:rFonts w:ascii="Arial" w:hAnsi="Arial" w:cs="Arial"/>
@@ -10266,7 +10470,7 @@
         <w:delText>READY BUILDINGS</w:delText>
       </w:r>
     </w:del>
-    <w:ins w:id="54" w:author="Alhabibi, Haider@Energy" w:date="2021-10-11T18:22:00Z">
+    <w:ins w:id="57" w:author="Alhabibi, Haider@Energy" w:date="2021-10-11T18:22:00Z">
       <w:r>
         <w:rPr>
           <w:rFonts w:ascii="Arial" w:hAnsi="Arial" w:cs="Arial"/>
@@ -10321,7 +10525,7 @@
       </w:rPr>
       <w:t xml:space="preserve"> 01/</w:t>
     </w:r>
-    <w:ins w:id="55" w:author="Alhabibi, Haider@Energy" w:date="2021-08-24T17:56:00Z">
+    <w:ins w:id="58" w:author="Alhabibi, Haider@Energy" w:date="2021-08-24T17:56:00Z">
       <w:r>
         <w:rPr>
           <w:rFonts w:ascii="Arial" w:hAnsi="Arial" w:cs="Arial"/>
@@ -10331,7 +10535,7 @@
         <w:t>22</w:t>
       </w:r>
     </w:ins>
-    <w:del w:id="56" w:author="Alhabibi, Haider@Energy" w:date="2021-08-24T17:56:00Z">
+    <w:del w:id="59" w:author="Alhabibi, Haider@Energy" w:date="2021-08-24T17:56:00Z">
       <w:r>
         <w:rPr>
           <w:rFonts w:ascii="Arial" w:hAnsi="Arial" w:cs="Arial"/>
@@ -10471,12 +10675,12 @@
           <w:r>
             <w:t xml:space="preserve">Solar </w:t>
           </w:r>
-          <w:del w:id="57" w:author="Alhabibi, Haider@Energy" w:date="2021-11-28T14:19:00Z">
+          <w:del w:id="60" w:author="Alhabibi, Haider@Energy" w:date="2021-11-28T14:19:00Z">
             <w:r>
               <w:delText>Ready Buildings</w:delText>
             </w:r>
           </w:del>
-          <w:ins w:id="58" w:author="Alhabibi, Haider@Energy" w:date="2021-11-28T14:24:00Z">
+          <w:ins w:id="61" w:author="Alhabibi, Haider@Energy" w:date="2021-11-28T14:24:00Z">
             <w:r>
               <w:t>Readiness</w:t>
             </w:r>
@@ -10792,7 +10996,7 @@
       </w:rPr>
       <w:t xml:space="preserve">SOLAR </w:t>
     </w:r>
-    <w:ins w:id="168" w:author="Alhabibi, Haider@Energy" w:date="2021-11-28T14:23:00Z">
+    <w:ins w:id="169" w:author="Alhabibi, Haider@Energy" w:date="2021-11-28T14:23:00Z">
       <w:r>
         <w:rPr>
           <w:rFonts w:ascii="Arial" w:hAnsi="Arial" w:cs="Arial"/>
@@ -10803,7 +11007,7 @@
         <w:t>READINESS</w:t>
       </w:r>
     </w:ins>
-    <w:del w:id="169" w:author="Alhabibi, Haider@Energy" w:date="2021-11-28T14:23:00Z">
+    <w:del w:id="170" w:author="Alhabibi, Haider@Energy" w:date="2021-11-28T14:23:00Z">
       <w:r>
         <w:rPr>
           <w:rFonts w:ascii="Arial" w:hAnsi="Arial" w:cs="Arial"/>
@@ -10973,15 +11177,17 @@
           <w:pPr>
             <w:pStyle w:val="Style77"/>
           </w:pPr>
+          <w:proofErr w:type="spellStart"/>
           <w:r>
             <w:t>Solar</w:t>
           </w:r>
-          <w:del w:id="170" w:author="Alhabibi, Haider@Energy" w:date="2021-11-28T14:26:00Z">
+          <w:del w:id="171" w:author="Alhabibi, Haider@Energy" w:date="2021-11-28T14:26:00Z">
             <w:r>
               <w:delText xml:space="preserve"> Ready Buildings </w:delText>
             </w:r>
           </w:del>
-          <w:ins w:id="171" w:author="Alhabibi, Haider@Energy" w:date="2021-11-28T14:26:00Z">
+          <w:proofErr w:type="gramStart"/>
+          <w:ins w:id="172" w:author="Alhabibi, Haider@Energy" w:date="2021-11-28T14:26:00Z">
             <w:r>
               <w:rPr>
                 <w:rFonts w:asciiTheme="minorHAnsi" w:hAnsiTheme="minorHAnsi"/>
@@ -10990,12 +11196,17 @@
               </w:rPr>
               <w:t>Readiness</w:t>
             </w:r>
+            <w:proofErr w:type="spellEnd"/>
             <w:r>
               <w:t xml:space="preserve">  </w:t>
             </w:r>
           </w:ins>
           <w:r>
-            <w:t>– New Construction</w:t>
+            <w:t>–</w:t>
+          </w:r>
+          <w:proofErr w:type="gramEnd"/>
+          <w:r>
+            <w:t xml:space="preserve"> New Construction</w:t>
           </w:r>
         </w:p>
       </w:tc>
@@ -11062,7 +11273,7 @@
             <w:rPr>
               <w:noProof/>
             </w:rPr>
-            <w:t>2</w:t>
+            <w:t>3</w:t>
           </w:r>
           <w:r>
             <w:rPr>
@@ -13118,64 +13329,64 @@
       </w:rPr>
     </w:lvl>
   </w:abstractNum>
-  <w:num w:numId="1" w16cid:durableId="643582544">
+  <w:num w:numId="1" w16cid:durableId="470946555">
     <w:abstractNumId w:val="3"/>
   </w:num>
-  <w:num w:numId="2" w16cid:durableId="1901207673">
+  <w:num w:numId="2" w16cid:durableId="393897497">
     <w:abstractNumId w:val="13"/>
   </w:num>
-  <w:num w:numId="3" w16cid:durableId="1922979180">
+  <w:num w:numId="3" w16cid:durableId="744113107">
     <w:abstractNumId w:val="1"/>
   </w:num>
-  <w:num w:numId="4" w16cid:durableId="259411760">
+  <w:num w:numId="4" w16cid:durableId="362364455">
     <w:abstractNumId w:val="0"/>
   </w:num>
-  <w:num w:numId="5" w16cid:durableId="575676358">
+  <w:num w:numId="5" w16cid:durableId="2104183808">
     <w:abstractNumId w:val="18"/>
   </w:num>
-  <w:num w:numId="6" w16cid:durableId="1754083515">
+  <w:num w:numId="6" w16cid:durableId="1711419926">
     <w:abstractNumId w:val="14"/>
   </w:num>
-  <w:num w:numId="7" w16cid:durableId="1698894424">
+  <w:num w:numId="7" w16cid:durableId="797600957">
     <w:abstractNumId w:val="2"/>
   </w:num>
-  <w:num w:numId="8" w16cid:durableId="20397822">
+  <w:num w:numId="8" w16cid:durableId="1959139201">
     <w:abstractNumId w:val="12"/>
   </w:num>
-  <w:num w:numId="9" w16cid:durableId="1655599236">
+  <w:num w:numId="9" w16cid:durableId="532421493">
     <w:abstractNumId w:val="6"/>
   </w:num>
-  <w:num w:numId="10" w16cid:durableId="2134319818">
+  <w:num w:numId="10" w16cid:durableId="1230111279">
     <w:abstractNumId w:val="4"/>
   </w:num>
-  <w:num w:numId="11" w16cid:durableId="112139413">
+  <w:num w:numId="11" w16cid:durableId="939603997">
     <w:abstractNumId w:val="7"/>
   </w:num>
-  <w:num w:numId="12" w16cid:durableId="650451336">
+  <w:num w:numId="12" w16cid:durableId="937061225">
     <w:abstractNumId w:val="19"/>
   </w:num>
-  <w:num w:numId="13" w16cid:durableId="612596817">
+  <w:num w:numId="13" w16cid:durableId="625350230">
     <w:abstractNumId w:val="11"/>
   </w:num>
-  <w:num w:numId="14" w16cid:durableId="119301980">
+  <w:num w:numId="14" w16cid:durableId="1539584249">
     <w:abstractNumId w:val="10"/>
   </w:num>
-  <w:num w:numId="15" w16cid:durableId="1964000964">
+  <w:num w:numId="15" w16cid:durableId="1898854165">
     <w:abstractNumId w:val="15"/>
   </w:num>
-  <w:num w:numId="16" w16cid:durableId="424691432">
+  <w:num w:numId="16" w16cid:durableId="1735930008">
     <w:abstractNumId w:val="5"/>
   </w:num>
-  <w:num w:numId="17" w16cid:durableId="1032077815">
+  <w:num w:numId="17" w16cid:durableId="299499886">
     <w:abstractNumId w:val="17"/>
   </w:num>
-  <w:num w:numId="18" w16cid:durableId="1796211584">
+  <w:num w:numId="18" w16cid:durableId="1081366314">
     <w:abstractNumId w:val="16"/>
   </w:num>
-  <w:num w:numId="19" w16cid:durableId="46687970">
+  <w:num w:numId="19" w16cid:durableId="355154416">
     <w:abstractNumId w:val="9"/>
   </w:num>
-  <w:num w:numId="20" w16cid:durableId="1893467104">
+  <w:num w:numId="20" w16cid:durableId="1109667158">
     <w:abstractNumId w:val="8"/>
   </w:num>
   <w:numIdMacAtCleanup w:val="12"/>
@@ -13186,6 +13397,12 @@
 <w15:people xmlns:wpc="http://schemas.microsoft.com/office/word/2010/wordprocessingCanvas" xmlns:cx="http://schemas.microsoft.com/office/drawing/2014/chartex" xmlns:cx1="http://schemas.microsoft.com/office/drawing/2015/9/8/chartex" xmlns:cx2="http://schemas.microsoft.com/office/drawing/2015/10/21/chartex" xmlns:cx3="http://schemas.microsoft.com/office/drawing/2016/5/9/chartex" xmlns:cx4="http://schemas.microsoft.com/office/drawing/2016/5/10/chartex" xmlns:cx5="http://schemas.microsoft.com/office/drawing/2016/5/11/chartex" xmlns:cx6="http://schemas.microsoft.com/office/drawing/2016/5/12/chartex" xmlns:cx7="http://schemas.microsoft.com/office/drawing/2016/5/13/chartex" xmlns:cx8="http://schemas.microsoft.com/office/drawing/2016/5/14/chartex" xmlns:mc="http://schemas.openxmlformats.org/markup-compatibility/2006" xmlns:aink="http://schemas.microsoft.com/office/drawing/2016/ink" xmlns:am3d="http://schemas.microsoft.com/office/drawing/2017/model3d" xmlns:o="urn:schemas-microsoft-com:office:office" xmlns:oel="http://schemas.microsoft.com/office/2019/extlst" xmlns:r="http://schemas.openxmlformats.org/officeDocument/2006/relationships" xmlns:m="http://schemas.openxmlformats.org/officeDocument/2006/math" xmlns:v="urn:schemas-microsoft-com:vml" xmlns:wp14="http://schemas.microsoft.com/office/word/2010/wordprocessingDrawing" xmlns:wp="http://schemas.openxmlformats.org/drawingml/2006/wordprocessingDrawing" xmlns:w10="urn:schemas-microsoft-com:office:word" xmlns:w="http://schemas.openxmlformats.org/wordprocessingml/2006/main" xmlns:w14="http://schemas.microsoft.com/office/word/2010/wordml" xmlns:w15="http://schemas.microsoft.com/office/word/2012/wordml" xmlns:w16cex="http://schemas.microsoft.com/office/word/2018/wordml/cex" xmlns:w16cid="http://schemas.microsoft.com/office/word/2016/wordml/cid" xmlns:w16="http://schemas.microsoft.com/office/word/2018/wordml" xmlns:w16sdtdh="http://schemas.microsoft.com/office/word/2020/wordml/sdtdatahash" xmlns:w16se="http://schemas.microsoft.com/office/word/2015/wordml/symex" xmlns:wpg="http://schemas.microsoft.com/office/word/2010/wordprocessingGroup" xmlns:wpi="http://schemas.microsoft.com/office/word/2010/wordprocessingInk" xmlns:wne="http://schemas.microsoft.com/office/word/2006/wordml" xmlns:wps="http://schemas.microsoft.com/office/word/2010/wordprocessingShape" mc:Ignorable="w14 w15 w16se w16cid w16 w16cex w16sdtdh wp14">
   <w15:person w15:author="Alhabibi, Haider@Energy">
     <w15:presenceInfo w15:providerId="AD" w15:userId="S::Haider.Alhabibi@energy.ca.gov::9decb8d2-95ad-4b7d-9bf6-d4373f69254c"/>
+  </w15:person>
+  <w15:person w15:author="Geiser, Che@Energy">
+    <w15:presenceInfo w15:providerId="AD" w15:userId="S::Che.Geiser@energy.ca.gov::f4cf4352-3862-420c-aa54-a6394c0570e7"/>
+  </w15:person>
+  <w15:person w15:author="Alhabibi, Haider@Energy [2]">
+    <w15:presenceInfo w15:providerId="AD" w15:userId="S::Haider.AlHabibi@energy.ca.gov::9decb8d2-95ad-4b7d-9bf6-d4373f69254c"/>
   </w15:person>
   <w15:person w15:author="Markstrum, Alexis@Energy">
     <w15:presenceInfo w15:providerId="AD" w15:userId="S::alexis.markstrum@energy.ca.gov::e6e55ac6-69d0-40ac-bbd2-3f40141a0771"/>
@@ -14496,34 +14713,10 @@
 </file>
 
 <file path=customXml/item1.xml><?xml version="1.0" encoding="utf-8"?>
-<?mso-contentType ?>
-<FormTemplates xmlns="http://schemas.microsoft.com/sharepoint/v3/contenttype/forms">
-  <Display>DocumentLibraryForm</Display>
-  <Edit>DocumentLibraryForm</Edit>
-  <New>DocumentLibraryForm</New>
-</FormTemplates>
+<b:Sources xmlns:b="http://schemas.openxmlformats.org/officeDocument/2006/bibliography" xmlns="http://schemas.openxmlformats.org/officeDocument/2006/bibliography" SelectedStyle="\APA.XSL" StyleName="APA Fifth Edition"/>
 </file>
 
 <file path=customXml/item2.xml><?xml version="1.0" encoding="utf-8"?>
-<p:properties xmlns:p="http://schemas.microsoft.com/office/2006/metadata/properties" xmlns:xsi="http://www.w3.org/2001/XMLSchema-instance" xmlns:pc="http://schemas.microsoft.com/office/infopath/2007/PartnerControls">
-  <documentManagement>
-    <b26d xmlns="785685f2-c2e1-4352-89aa-3faca8eaba52" xsi:nil="true"/>
-    <DateCCOReviewed xmlns="785685f2-c2e1-4352-89aa-3faca8eaba52" xsi:nil="true"/>
-    <oawc xmlns="785685f2-c2e1-4352-89aa-3faca8eaba52" xsi:nil="true"/>
-    <sipv xmlns="785685f2-c2e1-4352-89aa-3faca8eaba52" xsi:nil="true"/>
-    <_x0074_mv6 xmlns="785685f2-c2e1-4352-89aa-3faca8eaba52">
-      <UserInfo>
-        <DisplayName/>
-        <AccountId xsi:nil="true"/>
-        <AccountType/>
-      </UserInfo>
-    </_x0074_mv6>
-    <CCOReviewr xmlns="785685f2-c2e1-4352-89aa-3faca8eaba52" xsi:nil="true"/>
-  </documentManagement>
-</p:properties>
-</file>
-
-<file path=customXml/item3.xml><?xml version="1.0" encoding="utf-8"?>
 <ct:contentTypeSchema xmlns:ct="http://schemas.microsoft.com/office/2006/metadata/contentType" xmlns:ma="http://schemas.microsoft.com/office/2006/metadata/properties/metaAttributes" ct:_="" ma:_="" ma:contentTypeName="Document" ma:contentTypeID="0x01010061DC9A153AAEEE45BACE06E01F8272AC" ma:contentTypeVersion="17" ma:contentTypeDescription="Create a new document." ma:contentTypeScope="" ma:versionID="fc2579ad1970445b0ba1f5954956792b">
   <xsd:schema xmlns:xsd="http://www.w3.org/2001/XMLSchema" xmlns:xs="http://www.w3.org/2001/XMLSchema" xmlns:p="http://schemas.microsoft.com/office/2006/metadata/properties" xmlns:ns2="785685f2-c2e1-4352-89aa-3faca8eaba52" xmlns:ns3="5067c814-4b34-462c-a21d-c185ff6548d2" targetNamespace="http://schemas.microsoft.com/office/2006/metadata/properties" ma:root="true" ma:fieldsID="864106e033a537969187528b3c0914e2" ns2:_="" ns3:_="">
     <xsd:import namespace="785685f2-c2e1-4352-89aa-3faca8eaba52"/>
@@ -14786,8 +14979,32 @@
 </ct:contentTypeSchema>
 </file>
 
+<file path=customXml/item3.xml><?xml version="1.0" encoding="utf-8"?>
+<p:properties xmlns:p="http://schemas.microsoft.com/office/2006/metadata/properties" xmlns:xsi="http://www.w3.org/2001/XMLSchema-instance" xmlns:pc="http://schemas.microsoft.com/office/infopath/2007/PartnerControls">
+  <documentManagement>
+    <b26d xmlns="785685f2-c2e1-4352-89aa-3faca8eaba52" xsi:nil="true"/>
+    <DateCCOReviewed xmlns="785685f2-c2e1-4352-89aa-3faca8eaba52" xsi:nil="true"/>
+    <oawc xmlns="785685f2-c2e1-4352-89aa-3faca8eaba52" xsi:nil="true"/>
+    <sipv xmlns="785685f2-c2e1-4352-89aa-3faca8eaba52" xsi:nil="true"/>
+    <_x0074_mv6 xmlns="785685f2-c2e1-4352-89aa-3faca8eaba52">
+      <UserInfo>
+        <DisplayName/>
+        <AccountId xsi:nil="true"/>
+        <AccountType/>
+      </UserInfo>
+    </_x0074_mv6>
+    <CCOReviewr xmlns="785685f2-c2e1-4352-89aa-3faca8eaba52" xsi:nil="true"/>
+  </documentManagement>
+</p:properties>
+</file>
+
 <file path=customXml/item4.xml><?xml version="1.0" encoding="utf-8"?>
-<b:Sources xmlns:b="http://schemas.openxmlformats.org/officeDocument/2006/bibliography" xmlns="http://schemas.openxmlformats.org/officeDocument/2006/bibliography" SelectedStyle="\APA.XSL" StyleName="APA Fifth Edition"/>
+<?mso-contentType ?>
+<FormTemplates xmlns="http://schemas.microsoft.com/sharepoint/v3/contenttype/forms">
+  <Display>DocumentLibraryForm</Display>
+  <Edit>DocumentLibraryForm</Edit>
+  <New>DocumentLibraryForm</New>
+</FormTemplates>
 </file>
 
 <file path=customXml/item5.xml><?xml version="1.0" encoding="utf-8"?>
@@ -14795,31 +15012,14 @@
 </file>
 
 <file path=customXml/itemProps1.xml><?xml version="1.0" encoding="utf-8"?>
-<ds:datastoreItem xmlns:ds="http://schemas.openxmlformats.org/officeDocument/2006/customXml" ds:itemID="{418CDAB6-76AB-4F64-B9A0-674F69A10CD9}">
+<ds:datastoreItem xmlns:ds="http://schemas.openxmlformats.org/officeDocument/2006/customXml" ds:itemID="{0372BA53-05C9-4401-B159-19B0DB22D2D7}">
   <ds:schemaRefs>
-    <ds:schemaRef ds:uri="http://schemas.microsoft.com/sharepoint/v3/contenttype/forms"/>
+    <ds:schemaRef ds:uri="http://schemas.openxmlformats.org/officeDocument/2006/bibliography"/>
   </ds:schemaRefs>
 </ds:datastoreItem>
 </file>
 
 <file path=customXml/itemProps2.xml><?xml version="1.0" encoding="utf-8"?>
-<ds:datastoreItem xmlns:ds="http://schemas.openxmlformats.org/officeDocument/2006/customXml" ds:itemID="{34DC218D-E50E-4CF5-85DB-9A8C0CFB31BC}">
-  <ds:schemaRefs>
-    <ds:schemaRef ds:uri="http://schemas.microsoft.com/office/2006/metadata/properties"/>
-    <ds:schemaRef ds:uri="5067c814-4b34-462c-a21d-c185ff6548d2"/>
-    <ds:schemaRef ds:uri="http://schemas.microsoft.com/office/2006/documentManagement/types"/>
-    <ds:schemaRef ds:uri="785685f2-c2e1-4352-89aa-3faca8eaba52"/>
-    <ds:schemaRef ds:uri="http://purl.org/dc/dcmitype/"/>
-    <ds:schemaRef ds:uri="http://purl.org/dc/elements/1.1/"/>
-    <ds:schemaRef ds:uri="http://schemas.microsoft.com/office/infopath/2007/PartnerControls"/>
-    <ds:schemaRef ds:uri="http://schemas.openxmlformats.org/package/2006/metadata/core-properties"/>
-    <ds:schemaRef ds:uri="http://www.w3.org/XML/1998/namespace"/>
-    <ds:schemaRef ds:uri="http://purl.org/dc/terms/"/>
-  </ds:schemaRefs>
-</ds:datastoreItem>
-</file>
-
-<file path=customXml/itemProps3.xml><?xml version="1.0" encoding="utf-8"?>
 <ds:datastoreItem xmlns:ds="http://schemas.openxmlformats.org/officeDocument/2006/customXml" ds:itemID="{98EF0C0D-9588-41A2-93B5-8F69F01AB161}">
   <ds:schemaRefs>
     <ds:schemaRef ds:uri="http://schemas.microsoft.com/office/2006/metadata/contentType"/>
@@ -14838,10 +15038,27 @@
 </ds:datastoreItem>
 </file>
 
+<file path=customXml/itemProps3.xml><?xml version="1.0" encoding="utf-8"?>
+<ds:datastoreItem xmlns:ds="http://schemas.openxmlformats.org/officeDocument/2006/customXml" ds:itemID="{34DC218D-E50E-4CF5-85DB-9A8C0CFB31BC}">
+  <ds:schemaRefs>
+    <ds:schemaRef ds:uri="http://www.w3.org/XML/1998/namespace"/>
+    <ds:schemaRef ds:uri="http://schemas.microsoft.com/office/2006/metadata/properties"/>
+    <ds:schemaRef ds:uri="http://purl.org/dc/dcmitype/"/>
+    <ds:schemaRef ds:uri="http://schemas.microsoft.com/office/2006/documentManagement/types"/>
+    <ds:schemaRef ds:uri="http://purl.org/dc/terms/"/>
+    <ds:schemaRef ds:uri="785685f2-c2e1-4352-89aa-3faca8eaba52"/>
+    <ds:schemaRef ds:uri="http://schemas.microsoft.com/office/infopath/2007/PartnerControls"/>
+    <ds:schemaRef ds:uri="http://purl.org/dc/elements/1.1/"/>
+    <ds:schemaRef ds:uri="http://schemas.openxmlformats.org/package/2006/metadata/core-properties"/>
+    <ds:schemaRef ds:uri="5067c814-4b34-462c-a21d-c185ff6548d2"/>
+  </ds:schemaRefs>
+</ds:datastoreItem>
+</file>
+
 <file path=customXml/itemProps4.xml><?xml version="1.0" encoding="utf-8"?>
-<ds:datastoreItem xmlns:ds="http://schemas.openxmlformats.org/officeDocument/2006/customXml" ds:itemID="{0372BA53-05C9-4401-B159-19B0DB22D2D7}">
+<ds:datastoreItem xmlns:ds="http://schemas.openxmlformats.org/officeDocument/2006/customXml" ds:itemID="{418CDAB6-76AB-4F64-B9A0-674F69A10CD9}">
   <ds:schemaRefs>
-    <ds:schemaRef ds:uri="http://schemas.openxmlformats.org/officeDocument/2006/bibliography"/>
+    <ds:schemaRef ds:uri="http://schemas.microsoft.com/sharepoint/v3/contenttype/forms"/>
   </ds:schemaRefs>
 </ds:datastoreItem>
 </file>
